--- a/Group P Report.docx
+++ b/Group P Report.docx
@@ -1,10 +1,14 @@
 
 <file path=word/document.xml><?xml version="1.0" encoding="utf-8"?>
-<w:document xmlns:wpc="http://schemas.microsoft.com/office/word/2010/wordprocessingCanvas" xmlns:cx="http://schemas.microsoft.com/office/drawing/2014/chartex" xmlns:cx1="http://schemas.microsoft.com/office/drawing/2015/9/8/chartex" xmlns:cx2="http://schemas.microsoft.com/office/drawing/2015/10/21/chartex" xmlns:cx3="http://schemas.microsoft.com/office/drawing/2016/5/9/chartex" xmlns:cx4="http://schemas.microsoft.com/office/drawing/2016/5/10/chartex" xmlns:cx5="http://schemas.microsoft.com/office/drawing/2016/5/11/chartex" xmlns:cx6="http://schemas.microsoft.com/office/drawing/2016/5/12/chartex" xmlns:cx7="http://schemas.microsoft.com/office/drawing/2016/5/13/chartex" xmlns:cx8="http://schemas.microsoft.com/office/drawing/2016/5/14/chartex" xmlns:mc="http://schemas.openxmlformats.org/markup-compatibility/2006" xmlns:aink="http://schemas.microsoft.com/office/drawing/2016/ink" xmlns:am3d="http://schemas.microsoft.com/office/drawing/2017/model3d" xmlns:o="urn:schemas-microsoft-com:office:office" xmlns:oel="http://schemas.microsoft.com/office/2019/extlst" xmlns:r="http://schemas.openxmlformats.org/officeDocument/2006/relationships" xmlns:m="http://schemas.openxmlformats.org/officeDocument/2006/math" xmlns:v="urn:schemas-microsoft-com:vml" xmlns:wp14="http://schemas.microsoft.com/office/word/2010/wordprocessingDrawing" xmlns:wp="http://schemas.openxmlformats.org/drawingml/2006/wordprocessingDrawing" xmlns:w10="urn:schemas-microsoft-com:office:word" xmlns:w="http://schemas.openxmlformats.org/wordprocessingml/2006/main" xmlns:w14="http://schemas.microsoft.com/office/word/2010/wordml" xmlns:w15="http://schemas.microsoft.com/office/word/2012/wordml" xmlns:w16cex="http://schemas.microsoft.com/office/word/2018/wordml/cex" xmlns:w16cid="http://schemas.microsoft.com/office/word/2016/wordml/cid" xmlns:w16="http://schemas.microsoft.com/office/word/2018/wordml" xmlns:w16du="http://schemas.microsoft.com/office/word/2023/wordml/word16du" xmlns:w16sdtdh="http://schemas.microsoft.com/office/word/2020/wordml/sdtdatahash" xmlns:w16sdtfl="http://schemas.microsoft.com/office/word/2024/wordml/sdtformatlock" xmlns:w16se="http://schemas.microsoft.com/office/word/2015/wordml/symex" xmlns:wpg="http://schemas.microsoft.com/office/word/2010/wordprocessingGroup" xmlns:wpi="http://schemas.microsoft.com/office/word/2010/wordprocessingInk" xmlns:wne="http://schemas.microsoft.com/office/word/2006/wordml" xmlns:wps="http://schemas.microsoft.com/office/word/2010/wordprocessingShape" mc:Ignorable="w14 w15 w16se w16cid w16 w16cex w16sdtdh w16sdtfl w16du wp14">
+<w:document xmlns:wpc="http://schemas.microsoft.com/office/word/2010/wordprocessingCanvas" xmlns:cx="http://schemas.microsoft.com/office/drawing/2014/chartex" xmlns:cx1="http://schemas.microsoft.com/office/drawing/2015/9/8/chartex" xmlns:cx2="http://schemas.microsoft.com/office/drawing/2015/10/21/chartex" xmlns:cx3="http://schemas.microsoft.com/office/drawing/2016/5/9/chartex" xmlns:cx4="http://schemas.microsoft.com/office/drawing/2016/5/10/chartex" xmlns:cx5="http://schemas.microsoft.com/office/drawing/2016/5/11/chartex" xmlns:cx6="http://schemas.microsoft.com/office/drawing/2016/5/12/chartex" xmlns:cx7="http://schemas.microsoft.com/office/drawing/2016/5/13/chartex" xmlns:cx8="http://schemas.microsoft.com/office/drawing/2016/5/14/chartex" xmlns:mc="http://schemas.openxmlformats.org/markup-compatibility/2006" xmlns:aink="http://schemas.microsoft.com/office/drawing/2016/ink" xmlns:am3d="http://schemas.microsoft.com/office/drawing/2017/model3d" xmlns:o="urn:schemas-microsoft-com:office:office" xmlns:oel="http://schemas.microsoft.com/office/2019/extlst" xmlns:r="http://schemas.openxmlformats.org/officeDocument/2006/relationships" xmlns:m="http://schemas.openxmlformats.org/officeDocument/2006/math" xmlns:v="urn:schemas-microsoft-com:vml" xmlns:wp14="http://schemas.microsoft.com/office/word/2010/wordprocessingDrawing" xmlns:wp="http://schemas.openxmlformats.org/drawingml/2006/wordprocessingDrawing" xmlns:w10="urn:schemas-microsoft-com:office:word" xmlns:w="http://schemas.openxmlformats.org/wordprocessingml/2006/main" xmlns:w14="http://schemas.microsoft.com/office/word/2010/wordml" xmlns:w15="http://schemas.microsoft.com/office/word/2012/wordml" xmlns:w16cex="http://schemas.microsoft.com/office/word/2018/wordml/cex" xmlns:w16cid="http://schemas.microsoft.com/office/word/2016/wordml/cid" xmlns:w16="http://schemas.microsoft.com/office/word/2018/wordml" xmlns:w16sdtdh="http://schemas.microsoft.com/office/word/2020/wordml/sdtdatahash" xmlns:w16se="http://schemas.microsoft.com/office/word/2015/wordml/symex" xmlns:wpg="http://schemas.microsoft.com/office/word/2010/wordprocessingGroup" xmlns:wpi="http://schemas.microsoft.com/office/word/2010/wordprocessingInk" xmlns:wne="http://schemas.microsoft.com/office/word/2006/wordml" xmlns:wps="http://schemas.microsoft.com/office/word/2010/wordprocessingShape" mc:Ignorable="w14 w15 w16se w16cid w16 w16cex w16sdtdh wp14">
   <w:body>
     <w:p>
       <w:pPr>
         <w:spacing w:before="1440"/>
+        <w:rPr>
+          <w:rFonts w:eastAsia="SimSun" w:hint="eastAsia"/>
+          <w:lang w:eastAsia="zh-CN"/>
+        </w:rPr>
       </w:pPr>
     </w:p>
     <w:p>
@@ -68,83 +72,373 @@
         <w:spacing w:after="120"/>
         <w:jc w:val="center"/>
         <w:rPr>
+          <w:rFonts w:eastAsia="SimSun"/>
+          <w:lang w:eastAsia="zh-CN"/>
+        </w:rPr>
+      </w:pPr>
+      <w:r>
+        <w:rPr>
+          <w:b/>
+        </w:rPr>
+        <w:t xml:space="preserve">Group Number: </w:t>
+      </w:r>
+      <w:r>
+        <w:t xml:space="preserve">Group </w:t>
+      </w:r>
+      <w:r>
+        <w:rPr>
+          <w:rFonts w:ascii="SimSun" w:eastAsia="SimSun" w:hAnsi="SimSun" w:hint="eastAsia"/>
+          <w:lang w:eastAsia="zh-CN"/>
+        </w:rPr>
+        <w:t>P</w:t>
+      </w:r>
+    </w:p>
+    <w:p>
+      <w:pPr>
+        <w:spacing w:before="960"/>
+      </w:pPr>
+    </w:p>
+    <w:p>
+      <w:pPr>
+        <w:spacing w:after="240"/>
+        <w:jc w:val="center"/>
+      </w:pPr>
+      <w:r>
+        <w:rPr>
+          <w:b/>
+          <w:sz w:val="28"/>
+        </w:rPr>
+        <w:t>Authors</w:t>
+      </w:r>
+    </w:p>
+    <w:p>
+      <w:pPr>
+        <w:spacing w:after="120"/>
+        <w:jc w:val="center"/>
+      </w:pPr>
+      <w:proofErr w:type="spellStart"/>
+      <w:r>
+        <w:rPr>
+          <w:b/>
+        </w:rPr>
+        <w:t>Lwee</w:t>
+      </w:r>
+      <w:proofErr w:type="spellEnd"/>
+      <w:r>
+        <w:rPr>
+          <w:b/>
+        </w:rPr>
+        <w:t xml:space="preserve"> Tong Jun</w:t>
+      </w:r>
+      <w:r>
+        <w:t xml:space="preserve"> (ID: 1211112083) — Primary Author for Data Preprocessing</w:t>
+      </w:r>
+    </w:p>
+    <w:p>
+      <w:pPr>
+        <w:spacing w:after="120"/>
+        <w:jc w:val="center"/>
+        <w:rPr>
+          <w:rFonts w:eastAsia="SimSun"/>
+          <w:lang w:eastAsia="zh-CN"/>
+        </w:rPr>
+      </w:pPr>
+      <w:r>
+        <w:rPr>
+          <w:b/>
+        </w:rPr>
+        <w:t>Peng Ze Wei</w:t>
+      </w:r>
+      <w:r>
+        <w:t xml:space="preserve"> (ID: 1211108918) — Primary Author for Machine Learning Models</w:t>
+      </w:r>
+    </w:p>
+    <w:p>
+      <w:pPr>
+        <w:spacing w:after="120"/>
+        <w:jc w:val="center"/>
+        <w:rPr>
+          <w:rFonts w:eastAsia="SimSun"/>
+          <w:lang w:eastAsia="zh-CN"/>
+        </w:rPr>
+      </w:pPr>
+    </w:p>
+    <w:p>
+      <w:pPr>
+        <w:spacing w:after="240"/>
+        <w:jc w:val="center"/>
+        <w:rPr>
+          <w:rFonts w:eastAsia="SimSun"/>
+          <w:b/>
+          <w:sz w:val="28"/>
+          <w:lang w:eastAsia="zh-CN"/>
+        </w:rPr>
+      </w:pPr>
+      <w:proofErr w:type="spellStart"/>
+      <w:r>
+        <w:rPr>
+          <w:rFonts w:eastAsia="SimSun" w:hint="eastAsia"/>
+          <w:b/>
+          <w:sz w:val="28"/>
+          <w:lang w:eastAsia="zh-CN"/>
+        </w:rPr>
+        <w:t>Github</w:t>
+      </w:r>
+      <w:proofErr w:type="spellEnd"/>
+      <w:r>
+        <w:rPr>
+          <w:rFonts w:eastAsia="SimSun" w:hint="eastAsia"/>
+          <w:b/>
+          <w:sz w:val="28"/>
+          <w:lang w:eastAsia="zh-CN"/>
+        </w:rPr>
+        <w:t xml:space="preserve"> Repository</w:t>
+      </w:r>
+    </w:p>
+    <w:p>
+      <w:pPr>
+        <w:spacing w:after="120"/>
+        <w:jc w:val="center"/>
+        <w:rPr>
           <w:rFonts w:eastAsia="SimSun" w:hint="eastAsia"/>
           <w:lang w:eastAsia="zh-CN"/>
         </w:rPr>
       </w:pPr>
-      <w:r>
-        <w:rPr>
-          <w:b/>
-        </w:rPr>
-        <w:t xml:space="preserve">Group Number: </w:t>
-      </w:r>
-      <w:r>
-        <w:t xml:space="preserve">Group </w:t>
-      </w:r>
-      <w:r>
-        <w:rPr>
-          <w:rFonts w:ascii="SimSun" w:eastAsia="SimSun" w:hAnsi="SimSun" w:hint="eastAsia"/>
-          <w:lang w:eastAsia="zh-CN"/>
-        </w:rPr>
-        <w:t>P</w:t>
-      </w:r>
+      <w:hyperlink r:id="rId8" w:history="1">
+        <w:r>
+          <w:rPr>
+            <w:rStyle w:val="Hyperlink"/>
+            <w:rFonts w:eastAsia="SimSun"/>
+            <w:lang w:eastAsia="zh-CN"/>
+          </w:rPr>
+          <w:t>https://github.com/Jun062404/Fire-Occurance</w:t>
+        </w:r>
+      </w:hyperlink>
     </w:p>
     <w:p>
       <w:pPr>
-        <w:spacing w:before="960"/>
-      </w:pPr>
+        <w:rPr>
+          <w:rFonts w:eastAsia="SimSun" w:hint="eastAsia"/>
+          <w:lang w:eastAsia="zh-CN"/>
+        </w:rPr>
+      </w:pPr>
+      <w:r>
+        <w:br w:type="page"/>
+      </w:r>
     </w:p>
     <w:p>
       <w:pPr>
-        <w:spacing w:after="240"/>
-        <w:jc w:val="center"/>
+        <w:keepNext/>
+        <w:spacing w:before="240" w:after="120"/>
       </w:pPr>
       <w:r>
         <w:rPr>
           <w:b/>
           <w:sz w:val="28"/>
         </w:rPr>
-        <w:t>Authors</w:t>
+        <w:lastRenderedPageBreak/>
+        <w:t>SECTION 1: INTRODUCTION</w:t>
       </w:r>
     </w:p>
     <w:p>
       <w:pPr>
-        <w:spacing w:after="120"/>
-        <w:jc w:val="center"/>
+        <w:keepNext/>
+        <w:spacing w:before="240" w:after="80"/>
       </w:pPr>
       <w:r>
         <w:rPr>
           <w:b/>
         </w:rPr>
-        <w:t>Lwee Tong Jun</w:t>
-      </w:r>
-      <w:r>
-        <w:t xml:space="preserve"> (ID: 1211112083) — Primary Author for Data Preprocessing</w:t>
+        <w:t>1.1 Background and Significance</w:t>
       </w:r>
     </w:p>
     <w:p>
       <w:pPr>
-        <w:spacing w:after="120"/>
-        <w:jc w:val="center"/>
-      </w:pPr>
-      <w:r>
-        <w:rPr>
-          <w:b/>
-        </w:rPr>
-        <w:t>Peng Ze Wei</w:t>
-      </w:r>
-      <w:r>
-        <w:t xml:space="preserve"> (ID: 1211108918) — Primary Author for Machine Learning Models</w:t>
+        <w:spacing w:after="120" w:line="240" w:lineRule="auto"/>
+      </w:pPr>
+      <w:r>
+        <w:t>Climate change is driving an increase in the frequency, intensity, and duration of extreme weather events worldwide. Among these, wildfires represent one of the most destructive and rapidly escalating hazards, threatening ecosystems, human lives, infrastructure, and atmospheric stability. The prediction of wildfire sizes and burned areas is a vital research domain that enables forestry departments, emergency services, and policy makers to allocate containment resources, design evacuation plans, and formulate mitigation strategies.</w:t>
       </w:r>
     </w:p>
     <w:p>
-      <w:r>
-        <w:br w:type="page"/>
+      <w:pPr>
+        <w:spacing w:after="120" w:line="240" w:lineRule="auto"/>
+      </w:pPr>
+      <w:r>
+        <w:t>This project focuses on predicting the total acreage burned by individual wildfires (</w:t>
+      </w:r>
+      <w:proofErr w:type="spellStart"/>
+      <w:r>
+        <w:rPr>
+          <w:rFonts w:ascii="Courier New" w:hAnsi="Courier New"/>
+          <w:sz w:val="22"/>
+        </w:rPr>
+        <w:t>EstTotalAcres</w:t>
+      </w:r>
+      <w:proofErr w:type="spellEnd"/>
+      <w:r>
+        <w:t>) using historical administrative, spatial, and temporal data from the Oregon Department of Forestry. By developing and evaluating machine learning models to forecast fire sizes based on characteristics available at the time of ignition, this study aims to build predictive systems that can support active environmental protection.</w:t>
       </w:r>
     </w:p>
     <w:p>
       <w:pPr>
         <w:keepNext/>
+        <w:spacing w:before="240" w:after="80"/>
+      </w:pPr>
+      <w:r>
+        <w:rPr>
+          <w:b/>
+        </w:rPr>
+        <w:t>1.2 UN SDG 13 Alignment (Climate Action)</w:t>
+      </w:r>
+    </w:p>
+    <w:p>
+      <w:pPr>
+        <w:spacing w:after="120" w:line="240" w:lineRule="auto"/>
+      </w:pPr>
+      <w:r>
+        <w:t>This research is directly aligned with United Nations Sustainable Development Goal 13: Climate Action. Specifically, it addresses:</w:t>
+      </w:r>
+    </w:p>
+    <w:p>
+      <w:pPr>
+        <w:pStyle w:val="ListBullet"/>
+        <w:spacing w:after="120" w:line="240" w:lineRule="auto"/>
+      </w:pPr>
+      <w:r>
+        <w:rPr>
+          <w:b/>
+        </w:rPr>
+        <w:t>SDG Target 13.1</w:t>
+      </w:r>
+      <w:r>
+        <w:t>: Strengthen resilience and adaptive capacity to climate-related hazards and natural disasters. By utilizing machine learning algorithms to forecast wildfire sizes, emergency response agencies can improve disaster preparedness, response times, and containment planning.</w:t>
+      </w:r>
+    </w:p>
+    <w:p>
+      <w:pPr>
+        <w:pStyle w:val="ListBullet"/>
+        <w:spacing w:after="120" w:line="240" w:lineRule="auto"/>
+      </w:pPr>
+      <w:r>
+        <w:rPr>
+          <w:b/>
+        </w:rPr>
+        <w:t>SDG Target 13.3</w:t>
+      </w:r>
+      <w:r>
+        <w:t>: Improve education, awareness-raising, and human and institutional capacity on climate change mitigation, adaptation, impact reduction, and early warning. Developing models that highlight the spatial and seasonal patterns of wildfires helps forestry departments design better industrial restrictions and seasonal regulations, mitigating the carbon release associated with major forest burns.</w:t>
+      </w:r>
+    </w:p>
+    <w:p>
+      <w:pPr>
+        <w:keepNext/>
+        <w:spacing w:before="240" w:after="80"/>
+      </w:pPr>
+      <w:r>
+        <w:rPr>
+          <w:b/>
+        </w:rPr>
+        <w:t>1.3 Problem Statement</w:t>
+      </w:r>
+    </w:p>
+    <w:p>
+      <w:pPr>
+        <w:spacing w:after="120" w:line="240" w:lineRule="auto"/>
+      </w:pPr>
+      <w:r>
+        <w:t xml:space="preserve">Predicting the final burned area of a wildfire at the moment of ignition is a highly complex regression task. Wildfires are governed by chaotic, non-linear interactions between land characteristics, administrative response efficiency, human activity, and dynamic meteorological conditions. The objective of this study is to predict the continuous target variable, </w:t>
+      </w:r>
+      <w:proofErr w:type="spellStart"/>
+      <w:r>
+        <w:rPr>
+          <w:rFonts w:ascii="Courier New" w:hAnsi="Courier New"/>
+          <w:sz w:val="22"/>
+        </w:rPr>
+        <w:t>EstTotalAcres</w:t>
+      </w:r>
+      <w:proofErr w:type="spellEnd"/>
+      <w:r>
+        <w:t>, using a real-world, high-cardinality administrative dataset, while navigating the challenges of extreme data skewness and high-dimensional categorical features.</w:t>
+      </w:r>
+    </w:p>
+    <w:p>
+      <w:pPr>
+        <w:keepNext/>
+        <w:spacing w:before="240" w:after="80"/>
+      </w:pPr>
+      <w:r>
+        <w:rPr>
+          <w:b/>
+        </w:rPr>
+        <w:t>1.4 Objectives</w:t>
+      </w:r>
+    </w:p>
+    <w:p>
+      <w:pPr>
+        <w:spacing w:after="120" w:line="240" w:lineRule="auto"/>
+      </w:pPr>
+      <w:r>
+        <w:t>1. Develop a clean, robust data preprocessing pipeline that resolves missing values, parses temporal features, and handles high-cardinality categorical variables.</w:t>
+      </w:r>
+    </w:p>
+    <w:p>
+      <w:pPr>
+        <w:spacing w:after="120" w:line="240" w:lineRule="auto"/>
+      </w:pPr>
+      <w:r>
+        <w:t>2. Formulate and enforce strict feature selection to prevent target leakage (e.g., removing indicators of final fire size and control times).</w:t>
+      </w:r>
+    </w:p>
+    <w:p>
+      <w:pPr>
+        <w:spacing w:after="120" w:line="240" w:lineRule="auto"/>
+      </w:pPr>
+      <w:r>
+        <w:lastRenderedPageBreak/>
+        <w:t>3. Train, evaluate, and compare six machine learning regression algorithms: Linear Regression, k-Nearest Neighbors (</w:t>
+      </w:r>
+      <w:proofErr w:type="spellStart"/>
+      <w:r>
+        <w:t>kNN</w:t>
+      </w:r>
+      <w:proofErr w:type="spellEnd"/>
+      <w:r>
+        <w:t xml:space="preserve">), Decision Trees, Random Forest, Gradient Boosting, and Multi-Layer </w:t>
+      </w:r>
+      <w:proofErr w:type="spellStart"/>
+      <w:r>
+        <w:t>Perceptrons</w:t>
+      </w:r>
+      <w:proofErr w:type="spellEnd"/>
+      <w:r>
+        <w:t xml:space="preserve"> (MLP).</w:t>
+      </w:r>
+    </w:p>
+    <w:p>
+      <w:pPr>
+        <w:spacing w:after="120" w:line="240" w:lineRule="auto"/>
+      </w:pPr>
+      <w:r>
+        <w:t>4. Analyze the utility of Principal Component Analysis (PCA) for feature reduction in a high-dimensional space.</w:t>
+      </w:r>
+    </w:p>
+    <w:p>
+      <w:pPr>
+        <w:spacing w:after="120" w:line="240" w:lineRule="auto"/>
+      </w:pPr>
+      <w:r>
+        <w:t>5. Optimize the top-performing model through hyperparameter tuning and discuss performance bottlenecks.</w:t>
+      </w:r>
+    </w:p>
+    <w:p>
+      <w:r>
+        <w:br w:type="page"/>
+      </w:r>
+    </w:p>
+    <w:p>
+      <w:pPr>
+        <w:keepNext/>
         <w:spacing w:before="240" w:after="120"/>
       </w:pPr>
       <w:r>
@@ -153,7 +447,7 @@
           <w:sz w:val="28"/>
         </w:rPr>
         <w:lastRenderedPageBreak/>
-        <w:t>SECTION 1: INTRODUCTION</w:t>
+        <w:t>SECTION 2: DATA PREPROCESSING DETAILS</w:t>
       </w:r>
     </w:p>
     <w:p>
@@ -165,7 +459,7 @@
         <w:rPr>
           <w:b/>
         </w:rPr>
-        <w:t>1.1 Background and Significance</w:t>
+        <w:t>2.1 Dataset Description</w:t>
       </w:r>
     </w:p>
     <w:p>
@@ -173,16 +467,338 @@
         <w:spacing w:after="120" w:line="240" w:lineRule="auto"/>
       </w:pPr>
       <w:r>
-        <w:t>Climate change is driving an increase in the frequency, intensity, and duration of extreme weather events worldwide. Among these, wildfires represent one of the most destructive and rapidly escalating hazards, threatening ecosystems, human lives, infrastructure, and atmospheric stability. The prediction of wildfire sizes and burned areas is a vital research domain that enables forestry departments, emergency services, and policy makers to allocate containment resources, design evacuation plans, and formulate mitigation strategies.</w:t>
+        <w:t xml:space="preserve">The dataset utilized is the </w:t>
+      </w:r>
+      <w:r>
+        <w:rPr>
+          <w:b/>
+        </w:rPr>
+        <w:t>Oregon Department of Forestry (ODF) Fire Occurrence</w:t>
+      </w:r>
+      <w:r>
+        <w:t xml:space="preserve"> dataset, spanning historical records from 2000 to 2023. The dataset contains </w:t>
+      </w:r>
+      <w:r>
+        <w:rPr>
+          <w:b/>
+        </w:rPr>
+        <w:t>23,490 records</w:t>
+      </w:r>
+      <w:r>
+        <w:t xml:space="preserve"> and </w:t>
+      </w:r>
+      <w:r>
+        <w:rPr>
+          <w:b/>
+        </w:rPr>
+        <w:t>38 columns</w:t>
+      </w:r>
+      <w:r>
+        <w:t xml:space="preserve"> in its raw state. Features include administrative classifications (</w:t>
+      </w:r>
+      <w:proofErr w:type="spellStart"/>
+      <w:r>
+        <w:rPr>
+          <w:rFonts w:ascii="Courier New" w:hAnsi="Courier New"/>
+          <w:sz w:val="22"/>
+        </w:rPr>
+        <w:t>FireCategory</w:t>
+      </w:r>
+      <w:proofErr w:type="spellEnd"/>
+      <w:r>
+        <w:t xml:space="preserve">, </w:t>
+      </w:r>
+      <w:r>
+        <w:rPr>
+          <w:rFonts w:ascii="Courier New" w:hAnsi="Courier New"/>
+          <w:sz w:val="22"/>
+        </w:rPr>
+        <w:t>Area</w:t>
+      </w:r>
+      <w:r>
+        <w:t xml:space="preserve">, </w:t>
+      </w:r>
+      <w:proofErr w:type="spellStart"/>
+      <w:r>
+        <w:rPr>
+          <w:rFonts w:ascii="Courier New" w:hAnsi="Courier New"/>
+          <w:sz w:val="22"/>
+        </w:rPr>
+        <w:t>DistrictName</w:t>
+      </w:r>
+      <w:proofErr w:type="spellEnd"/>
+      <w:r>
+        <w:t xml:space="preserve">, </w:t>
+      </w:r>
+      <w:proofErr w:type="spellStart"/>
+      <w:r>
+        <w:rPr>
+          <w:rFonts w:ascii="Courier New" w:hAnsi="Courier New"/>
+          <w:sz w:val="22"/>
+        </w:rPr>
+        <w:t>UnitName</w:t>
+      </w:r>
+      <w:proofErr w:type="spellEnd"/>
+      <w:r>
+        <w:t>), spatial indicators (</w:t>
+      </w:r>
+      <w:proofErr w:type="spellStart"/>
+      <w:r>
+        <w:rPr>
+          <w:rFonts w:ascii="Courier New" w:hAnsi="Courier New"/>
+          <w:sz w:val="22"/>
+        </w:rPr>
+        <w:t>Lat_DD</w:t>
+      </w:r>
+      <w:proofErr w:type="spellEnd"/>
+      <w:r>
+        <w:t xml:space="preserve">, </w:t>
+      </w:r>
+      <w:proofErr w:type="spellStart"/>
+      <w:proofErr w:type="gramStart"/>
+      <w:r>
+        <w:rPr>
+          <w:rFonts w:ascii="Courier New" w:hAnsi="Courier New"/>
+          <w:sz w:val="22"/>
+        </w:rPr>
+        <w:t>Long</w:t>
+      </w:r>
+      <w:proofErr w:type="gramEnd"/>
+      <w:r>
+        <w:rPr>
+          <w:rFonts w:ascii="Courier New" w:hAnsi="Courier New"/>
+          <w:sz w:val="22"/>
+        </w:rPr>
+        <w:t>_DD</w:t>
+      </w:r>
+      <w:proofErr w:type="spellEnd"/>
+      <w:r>
+        <w:t xml:space="preserve">, </w:t>
+      </w:r>
+      <w:proofErr w:type="spellStart"/>
+      <w:r>
+        <w:rPr>
+          <w:rFonts w:ascii="Courier New" w:hAnsi="Courier New"/>
+          <w:sz w:val="22"/>
+        </w:rPr>
+        <w:t>Twn</w:t>
+      </w:r>
+      <w:proofErr w:type="spellEnd"/>
+      <w:r>
+        <w:t xml:space="preserve">, </w:t>
+      </w:r>
+      <w:proofErr w:type="spellStart"/>
+      <w:r>
+        <w:rPr>
+          <w:rFonts w:ascii="Courier New" w:hAnsi="Courier New"/>
+          <w:sz w:val="22"/>
+        </w:rPr>
+        <w:t>Rng</w:t>
+      </w:r>
+      <w:proofErr w:type="spellEnd"/>
+      <w:r>
+        <w:t xml:space="preserve">, </w:t>
+      </w:r>
+      <w:r>
+        <w:rPr>
+          <w:rFonts w:ascii="Courier New" w:hAnsi="Courier New"/>
+          <w:sz w:val="22"/>
+        </w:rPr>
+        <w:t>Sec</w:t>
+      </w:r>
+      <w:r>
+        <w:t xml:space="preserve">, </w:t>
+      </w:r>
+      <w:proofErr w:type="spellStart"/>
+      <w:r>
+        <w:rPr>
+          <w:rFonts w:ascii="Courier New" w:hAnsi="Courier New"/>
+          <w:sz w:val="22"/>
+        </w:rPr>
+        <w:t>Subdiv</w:t>
+      </w:r>
+      <w:proofErr w:type="spellEnd"/>
+      <w:r>
+        <w:t xml:space="preserve">, </w:t>
+      </w:r>
+      <w:r>
+        <w:rPr>
+          <w:rFonts w:ascii="Courier New" w:hAnsi="Courier New"/>
+          <w:sz w:val="22"/>
+        </w:rPr>
+        <w:t>County</w:t>
+      </w:r>
+      <w:r>
+        <w:t>), temporal markers (</w:t>
+      </w:r>
+      <w:proofErr w:type="spellStart"/>
+      <w:r>
+        <w:rPr>
+          <w:rFonts w:ascii="Courier New" w:hAnsi="Courier New"/>
+          <w:sz w:val="22"/>
+        </w:rPr>
+        <w:t>Ign_DateTime</w:t>
+      </w:r>
+      <w:proofErr w:type="spellEnd"/>
+      <w:r>
+        <w:t xml:space="preserve">, </w:t>
+      </w:r>
+      <w:proofErr w:type="spellStart"/>
+      <w:r>
+        <w:rPr>
+          <w:rFonts w:ascii="Courier New" w:hAnsi="Courier New"/>
+          <w:sz w:val="22"/>
+        </w:rPr>
+        <w:t>ReportDateTime</w:t>
+      </w:r>
+      <w:proofErr w:type="spellEnd"/>
+      <w:r>
+        <w:t xml:space="preserve">, </w:t>
+      </w:r>
+      <w:proofErr w:type="spellStart"/>
+      <w:r>
+        <w:rPr>
+          <w:rFonts w:ascii="Courier New" w:hAnsi="Courier New"/>
+          <w:sz w:val="22"/>
+        </w:rPr>
+        <w:t>Discover_DateTime</w:t>
+      </w:r>
+      <w:proofErr w:type="spellEnd"/>
+      <w:r>
+        <w:t xml:space="preserve">, </w:t>
+      </w:r>
+      <w:proofErr w:type="spellStart"/>
+      <w:r>
+        <w:rPr>
+          <w:rFonts w:ascii="Courier New" w:hAnsi="Courier New"/>
+          <w:sz w:val="22"/>
+        </w:rPr>
+        <w:t>Control_DateTime</w:t>
+      </w:r>
+      <w:proofErr w:type="spellEnd"/>
+      <w:r>
+        <w:t>), and contextual variables (</w:t>
+      </w:r>
+      <w:proofErr w:type="spellStart"/>
+      <w:r>
+        <w:rPr>
+          <w:rFonts w:ascii="Courier New" w:hAnsi="Courier New"/>
+          <w:sz w:val="22"/>
+        </w:rPr>
+        <w:t>HumanOrLightning</w:t>
+      </w:r>
+      <w:proofErr w:type="spellEnd"/>
+      <w:r>
+        <w:t xml:space="preserve">, </w:t>
+      </w:r>
+      <w:proofErr w:type="spellStart"/>
+      <w:r>
+        <w:rPr>
+          <w:rFonts w:ascii="Courier New" w:hAnsi="Courier New"/>
+          <w:sz w:val="22"/>
+        </w:rPr>
+        <w:t>CauseBy</w:t>
+      </w:r>
+      <w:proofErr w:type="spellEnd"/>
+      <w:r>
+        <w:t xml:space="preserve">, </w:t>
+      </w:r>
+      <w:proofErr w:type="spellStart"/>
+      <w:r>
+        <w:rPr>
+          <w:rFonts w:ascii="Courier New" w:hAnsi="Courier New"/>
+          <w:sz w:val="22"/>
+        </w:rPr>
+        <w:t>GeneralCause</w:t>
+      </w:r>
+      <w:proofErr w:type="spellEnd"/>
+      <w:r>
+        <w:t xml:space="preserve">, </w:t>
+      </w:r>
+      <w:proofErr w:type="spellStart"/>
+      <w:r>
+        <w:rPr>
+          <w:rFonts w:ascii="Courier New" w:hAnsi="Courier New"/>
+          <w:sz w:val="22"/>
+        </w:rPr>
+        <w:t>SpecificCause</w:t>
+      </w:r>
+      <w:proofErr w:type="spellEnd"/>
+      <w:r>
+        <w:t xml:space="preserve">, </w:t>
+      </w:r>
+      <w:proofErr w:type="spellStart"/>
+      <w:r>
+        <w:rPr>
+          <w:rFonts w:ascii="Courier New" w:hAnsi="Courier New"/>
+          <w:sz w:val="22"/>
+        </w:rPr>
+        <w:t>RegUseZone</w:t>
+      </w:r>
+      <w:proofErr w:type="spellEnd"/>
+      <w:r>
+        <w:t xml:space="preserve">, </w:t>
+      </w:r>
+      <w:proofErr w:type="spellStart"/>
+      <w:r>
+        <w:rPr>
+          <w:rFonts w:ascii="Courier New" w:hAnsi="Courier New"/>
+          <w:sz w:val="22"/>
+        </w:rPr>
+        <w:t>RegUseRestriction</w:t>
+      </w:r>
+      <w:proofErr w:type="spellEnd"/>
+      <w:r>
+        <w:t xml:space="preserve">, </w:t>
+      </w:r>
+      <w:proofErr w:type="spellStart"/>
+      <w:r>
+        <w:rPr>
+          <w:rFonts w:ascii="Courier New" w:hAnsi="Courier New"/>
+          <w:sz w:val="22"/>
+        </w:rPr>
+        <w:t>Industrial_Restriction</w:t>
+      </w:r>
+      <w:proofErr w:type="spellEnd"/>
+      <w:r>
+        <w:t>).</w:t>
       </w:r>
     </w:p>
     <w:p>
       <w:pPr>
+        <w:keepNext/>
+        <w:spacing w:before="240" w:after="80"/>
+      </w:pPr>
+      <w:r>
+        <w:rPr>
+          <w:b/>
+        </w:rPr>
+        <w:t>2.2 Data Cleaning and Outlier Handling</w:t>
+      </w:r>
+    </w:p>
+    <w:p>
+      <w:pPr>
         <w:spacing w:after="120" w:line="240" w:lineRule="auto"/>
       </w:pPr>
       <w:r>
-        <w:t>This project focuses on predicting the total acreage burned by individual wildfires (</w:t>
-      </w:r>
+        <w:t>The raw dataset contained multiple missing values, structural inconsistencies, and variables that are only recorded post-containment. The cleaning pipeline comprised:</w:t>
+      </w:r>
+    </w:p>
+    <w:p>
+      <w:pPr>
+        <w:pStyle w:val="ListBullet"/>
+        <w:spacing w:after="120" w:line="240" w:lineRule="auto"/>
+      </w:pPr>
+      <w:r>
+        <w:rPr>
+          <w:b/>
+        </w:rPr>
+        <w:t>Null Value Removal</w:t>
+      </w:r>
+      <w:r>
+        <w:t xml:space="preserve">: Records with missing values in critical attributes like </w:t>
+      </w:r>
+      <w:proofErr w:type="spellStart"/>
       <w:r>
         <w:rPr>
           <w:rFonts w:ascii="Courier New" w:hAnsi="Courier New"/>
@@ -190,480 +806,19 @@
         </w:rPr>
         <w:t>EstTotalAcres</w:t>
       </w:r>
-      <w:r>
-        <w:t>) using historical administrative, spatial, and temporal data from the Oregon Department of Forestry. By developing and evaluating machine learning models to forecast fire sizes based on characteristics available at the time of ignition, this study aims to build predictive systems that can support active environmental protection.</w:t>
-      </w:r>
-    </w:p>
-    <w:p>
-      <w:pPr>
-        <w:keepNext/>
-        <w:spacing w:before="240" w:after="80"/>
-      </w:pPr>
-      <w:r>
-        <w:rPr>
-          <w:b/>
-        </w:rPr>
-        <w:t>1.2 UN SDG 13 Alignment (Climate Action)</w:t>
-      </w:r>
-    </w:p>
-    <w:p>
-      <w:pPr>
-        <w:spacing w:after="120" w:line="240" w:lineRule="auto"/>
-      </w:pPr>
-      <w:r>
-        <w:t>This research is directly aligned with United Nations Sustainable Development Goal 13: Climate Action. Specifically, it addresses:</w:t>
-      </w:r>
-    </w:p>
-    <w:p>
-      <w:pPr>
-        <w:pStyle w:val="ListBullet"/>
-        <w:spacing w:after="120" w:line="240" w:lineRule="auto"/>
-      </w:pPr>
-      <w:r>
-        <w:rPr>
-          <w:b/>
-        </w:rPr>
-        <w:t>SDG Target 13.1</w:t>
-      </w:r>
-      <w:r>
-        <w:t>: Strengthen resilience and adaptive capacity to climate-related hazards and natural disasters. By utilizing machine learning algorithms to forecast wildfire sizes, emergency response agencies can improve disaster preparedness, response times, and containment planning.</w:t>
-      </w:r>
-    </w:p>
-    <w:p>
-      <w:pPr>
-        <w:pStyle w:val="ListBullet"/>
-        <w:spacing w:after="120" w:line="240" w:lineRule="auto"/>
-      </w:pPr>
-      <w:r>
-        <w:rPr>
-          <w:b/>
-        </w:rPr>
-        <w:t>SDG Target 13.3</w:t>
-      </w:r>
-      <w:r>
-        <w:t>: Improve education, awareness-raising, and human and institutional capacity on climate change mitigation, adaptation, impact reduction, and early warning. Developing models that highlight the spatial and seasonal patterns of wildfires helps forestry departments design better industrial restrictions and seasonal regulations, mitigating the carbon release associated with major forest burns.</w:t>
-      </w:r>
-    </w:p>
-    <w:p>
-      <w:pPr>
-        <w:keepNext/>
-        <w:spacing w:before="240" w:after="80"/>
-      </w:pPr>
-      <w:r>
-        <w:rPr>
-          <w:b/>
-        </w:rPr>
-        <w:t>1.3 Problem Statement</w:t>
-      </w:r>
-    </w:p>
-    <w:p>
-      <w:pPr>
-        <w:spacing w:after="120" w:line="240" w:lineRule="auto"/>
-      </w:pPr>
-      <w:r>
-        <w:t xml:space="preserve">Predicting the final burned area of a wildfire at the moment of ignition is a highly complex regression task. Wildfires are governed by chaotic, non-linear interactions between land characteristics, administrative response efficiency, human activity, and dynamic meteorological conditions. The objective of this study is to predict the continuous target variable, </w:t>
-      </w:r>
+      <w:proofErr w:type="spellEnd"/>
+      <w:r>
+        <w:t xml:space="preserve"> (79 records), </w:t>
+      </w:r>
+      <w:proofErr w:type="spellStart"/>
       <w:r>
         <w:rPr>
           <w:rFonts w:ascii="Courier New" w:hAnsi="Courier New"/>
           <w:sz w:val="22"/>
         </w:rPr>
-        <w:t>EstTotalAcres</w:t>
-      </w:r>
-      <w:r>
-        <w:t>, using a real-world, high-cardinality administrative dataset, while navigating the challenges of extreme data skewness and high-dimensional categorical features.</w:t>
-      </w:r>
-    </w:p>
-    <w:p>
-      <w:pPr>
-        <w:keepNext/>
-        <w:spacing w:before="240" w:after="80"/>
-      </w:pPr>
-      <w:r>
-        <w:rPr>
-          <w:b/>
-        </w:rPr>
-        <w:t>1.4 Objectives</w:t>
-      </w:r>
-    </w:p>
-    <w:p>
-      <w:pPr>
-        <w:spacing w:after="120" w:line="240" w:lineRule="auto"/>
-      </w:pPr>
-      <w:r>
-        <w:t>1. Develop a clean, robust data preprocessing pipeline that resolves missing values, parses temporal features, and handles high-cardinality categorical variables.</w:t>
-      </w:r>
-    </w:p>
-    <w:p>
-      <w:pPr>
-        <w:spacing w:after="120" w:line="240" w:lineRule="auto"/>
-      </w:pPr>
-      <w:r>
-        <w:t>2. Formulate and enforce strict feature selection to prevent target leakage (e.g., removing indicators of final fire size and control times).</w:t>
-      </w:r>
-    </w:p>
-    <w:p>
-      <w:pPr>
-        <w:spacing w:after="120" w:line="240" w:lineRule="auto"/>
-      </w:pPr>
-      <w:r>
-        <w:lastRenderedPageBreak/>
-        <w:t>3. Train, evaluate, and compare six machine learning regression algorithms: Linear Regression, k-Nearest Neighbors (kNN), Decision Trees, Random Forest, Gradient Boosting, and Multi-Layer Perceptrons (MLP).</w:t>
-      </w:r>
-    </w:p>
-    <w:p>
-      <w:pPr>
-        <w:spacing w:after="120" w:line="240" w:lineRule="auto"/>
-      </w:pPr>
-      <w:r>
-        <w:t>4. Analyze the utility of Principal Component Analysis (PCA) for feature reduction in a high-dimensional space.</w:t>
-      </w:r>
-    </w:p>
-    <w:p>
-      <w:pPr>
-        <w:spacing w:after="120" w:line="240" w:lineRule="auto"/>
-      </w:pPr>
-      <w:r>
-        <w:t>5. Optimize the top-performing model through hyperparameter tuning and discuss performance bottlenecks.</w:t>
-      </w:r>
-    </w:p>
-    <w:p>
-      <w:r>
-        <w:br w:type="page"/>
-      </w:r>
-    </w:p>
-    <w:p>
-      <w:pPr>
-        <w:keepNext/>
-        <w:spacing w:before="240" w:after="120"/>
-      </w:pPr>
-      <w:r>
-        <w:rPr>
-          <w:b/>
-          <w:sz w:val="28"/>
-        </w:rPr>
-        <w:lastRenderedPageBreak/>
-        <w:t>SECTION 2: DATA PREPROCESSING DETAILS</w:t>
-      </w:r>
-    </w:p>
-    <w:p>
-      <w:pPr>
-        <w:keepNext/>
-        <w:spacing w:before="240" w:after="80"/>
-      </w:pPr>
-      <w:r>
-        <w:rPr>
-          <w:b/>
-        </w:rPr>
-        <w:t>2.1 Dataset Description</w:t>
-      </w:r>
-    </w:p>
-    <w:p>
-      <w:pPr>
-        <w:spacing w:after="120" w:line="240" w:lineRule="auto"/>
-      </w:pPr>
-      <w:r>
-        <w:t xml:space="preserve">The dataset utilized is the </w:t>
-      </w:r>
-      <w:r>
-        <w:rPr>
-          <w:b/>
-        </w:rPr>
-        <w:t>Oregon Department of Forestry (ODF) Fire Occurrence</w:t>
-      </w:r>
-      <w:r>
-        <w:t xml:space="preserve"> dataset, spanning historical records from 2000 to 2023. The dataset contains </w:t>
-      </w:r>
-      <w:r>
-        <w:rPr>
-          <w:b/>
-        </w:rPr>
-        <w:t>23,490 records</w:t>
-      </w:r>
-      <w:r>
-        <w:t xml:space="preserve"> and </w:t>
-      </w:r>
-      <w:r>
-        <w:rPr>
-          <w:b/>
-        </w:rPr>
-        <w:t>38 columns</w:t>
-      </w:r>
-      <w:r>
-        <w:t xml:space="preserve"> in its raw state. Features include administrative classifications (</w:t>
-      </w:r>
-      <w:r>
-        <w:rPr>
-          <w:rFonts w:ascii="Courier New" w:hAnsi="Courier New"/>
-          <w:sz w:val="22"/>
-        </w:rPr>
-        <w:t>FireCategory</w:t>
-      </w:r>
-      <w:r>
-        <w:t xml:space="preserve">, </w:t>
-      </w:r>
-      <w:r>
-        <w:rPr>
-          <w:rFonts w:ascii="Courier New" w:hAnsi="Courier New"/>
-          <w:sz w:val="22"/>
-        </w:rPr>
-        <w:t>Area</w:t>
-      </w:r>
-      <w:r>
-        <w:t xml:space="preserve">, </w:t>
-      </w:r>
-      <w:r>
-        <w:rPr>
-          <w:rFonts w:ascii="Courier New" w:hAnsi="Courier New"/>
-          <w:sz w:val="22"/>
-        </w:rPr>
-        <w:t>DistrictName</w:t>
-      </w:r>
-      <w:r>
-        <w:t xml:space="preserve">, </w:t>
-      </w:r>
-      <w:r>
-        <w:rPr>
-          <w:rFonts w:ascii="Courier New" w:hAnsi="Courier New"/>
-          <w:sz w:val="22"/>
-        </w:rPr>
-        <w:t>UnitName</w:t>
-      </w:r>
-      <w:r>
-        <w:t>), spatial indicators (</w:t>
-      </w:r>
-      <w:r>
-        <w:rPr>
-          <w:rFonts w:ascii="Courier New" w:hAnsi="Courier New"/>
-          <w:sz w:val="22"/>
-        </w:rPr>
-        <w:t>Lat_DD</w:t>
-      </w:r>
-      <w:r>
-        <w:t xml:space="preserve">, </w:t>
-      </w:r>
-      <w:r>
-        <w:rPr>
-          <w:rFonts w:ascii="Courier New" w:hAnsi="Courier New"/>
-          <w:sz w:val="22"/>
-        </w:rPr>
-        <w:t>Long_DD</w:t>
-      </w:r>
-      <w:r>
-        <w:t xml:space="preserve">, </w:t>
-      </w:r>
-      <w:r>
-        <w:rPr>
-          <w:rFonts w:ascii="Courier New" w:hAnsi="Courier New"/>
-          <w:sz w:val="22"/>
-        </w:rPr>
-        <w:t>Twn</w:t>
-      </w:r>
-      <w:r>
-        <w:t xml:space="preserve">, </w:t>
-      </w:r>
-      <w:r>
-        <w:rPr>
-          <w:rFonts w:ascii="Courier New" w:hAnsi="Courier New"/>
-          <w:sz w:val="22"/>
-        </w:rPr>
-        <w:t>Rng</w:t>
-      </w:r>
-      <w:r>
-        <w:t xml:space="preserve">, </w:t>
-      </w:r>
-      <w:r>
-        <w:rPr>
-          <w:rFonts w:ascii="Courier New" w:hAnsi="Courier New"/>
-          <w:sz w:val="22"/>
-        </w:rPr>
-        <w:t>Sec</w:t>
-      </w:r>
-      <w:r>
-        <w:t xml:space="preserve">, </w:t>
-      </w:r>
-      <w:r>
-        <w:rPr>
-          <w:rFonts w:ascii="Courier New" w:hAnsi="Courier New"/>
-          <w:sz w:val="22"/>
-        </w:rPr>
-        <w:t>Subdiv</w:t>
-      </w:r>
-      <w:r>
-        <w:t xml:space="preserve">, </w:t>
-      </w:r>
-      <w:r>
-        <w:rPr>
-          <w:rFonts w:ascii="Courier New" w:hAnsi="Courier New"/>
-          <w:sz w:val="22"/>
-        </w:rPr>
-        <w:t>County</w:t>
-      </w:r>
-      <w:r>
-        <w:t>), temporal markers (</w:t>
-      </w:r>
-      <w:r>
-        <w:rPr>
-          <w:rFonts w:ascii="Courier New" w:hAnsi="Courier New"/>
-          <w:sz w:val="22"/>
-        </w:rPr>
         <w:t>Ign_DateTime</w:t>
       </w:r>
-      <w:r>
-        <w:t xml:space="preserve">, </w:t>
-      </w:r>
-      <w:r>
-        <w:rPr>
-          <w:rFonts w:ascii="Courier New" w:hAnsi="Courier New"/>
-          <w:sz w:val="22"/>
-        </w:rPr>
-        <w:t>ReportDateTime</w:t>
-      </w:r>
-      <w:r>
-        <w:t xml:space="preserve">, </w:t>
-      </w:r>
-      <w:r>
-        <w:rPr>
-          <w:rFonts w:ascii="Courier New" w:hAnsi="Courier New"/>
-          <w:sz w:val="22"/>
-        </w:rPr>
-        <w:t>Discover_DateTime</w:t>
-      </w:r>
-      <w:r>
-        <w:t xml:space="preserve">, </w:t>
-      </w:r>
-      <w:r>
-        <w:rPr>
-          <w:rFonts w:ascii="Courier New" w:hAnsi="Courier New"/>
-          <w:sz w:val="22"/>
-        </w:rPr>
-        <w:t>Control_DateTime</w:t>
-      </w:r>
-      <w:r>
-        <w:t>), and contextual variables (</w:t>
-      </w:r>
-      <w:r>
-        <w:rPr>
-          <w:rFonts w:ascii="Courier New" w:hAnsi="Courier New"/>
-          <w:sz w:val="22"/>
-        </w:rPr>
-        <w:t>HumanOrLightning</w:t>
-      </w:r>
-      <w:r>
-        <w:t xml:space="preserve">, </w:t>
-      </w:r>
-      <w:r>
-        <w:rPr>
-          <w:rFonts w:ascii="Courier New" w:hAnsi="Courier New"/>
-          <w:sz w:val="22"/>
-        </w:rPr>
-        <w:t>CauseBy</w:t>
-      </w:r>
-      <w:r>
-        <w:t xml:space="preserve">, </w:t>
-      </w:r>
-      <w:r>
-        <w:rPr>
-          <w:rFonts w:ascii="Courier New" w:hAnsi="Courier New"/>
-          <w:sz w:val="22"/>
-        </w:rPr>
-        <w:t>GeneralCause</w:t>
-      </w:r>
-      <w:r>
-        <w:t xml:space="preserve">, </w:t>
-      </w:r>
-      <w:r>
-        <w:rPr>
-          <w:rFonts w:ascii="Courier New" w:hAnsi="Courier New"/>
-          <w:sz w:val="22"/>
-        </w:rPr>
-        <w:t>SpecificCause</w:t>
-      </w:r>
-      <w:r>
-        <w:t xml:space="preserve">, </w:t>
-      </w:r>
-      <w:r>
-        <w:rPr>
-          <w:rFonts w:ascii="Courier New" w:hAnsi="Courier New"/>
-          <w:sz w:val="22"/>
-        </w:rPr>
-        <w:t>RegUseZone</w:t>
-      </w:r>
-      <w:r>
-        <w:t xml:space="preserve">, </w:t>
-      </w:r>
-      <w:r>
-        <w:rPr>
-          <w:rFonts w:ascii="Courier New" w:hAnsi="Courier New"/>
-          <w:sz w:val="22"/>
-        </w:rPr>
-        <w:t>RegUseRestriction</w:t>
-      </w:r>
-      <w:r>
-        <w:t xml:space="preserve">, </w:t>
-      </w:r>
-      <w:r>
-        <w:rPr>
-          <w:rFonts w:ascii="Courier New" w:hAnsi="Courier New"/>
-          <w:sz w:val="22"/>
-        </w:rPr>
-        <w:t>Industrial_Restriction</w:t>
-      </w:r>
-      <w:r>
-        <w:t>).</w:t>
-      </w:r>
-    </w:p>
-    <w:p>
-      <w:pPr>
-        <w:keepNext/>
-        <w:spacing w:before="240" w:after="80"/>
-      </w:pPr>
-      <w:r>
-        <w:rPr>
-          <w:b/>
-        </w:rPr>
-        <w:t>2.2 Data Cleaning and Outlier Handling</w:t>
-      </w:r>
-    </w:p>
-    <w:p>
-      <w:pPr>
-        <w:spacing w:after="120" w:line="240" w:lineRule="auto"/>
-      </w:pPr>
-      <w:r>
-        <w:t>The raw dataset contained multiple missing values, structural inconsistencies, and variables that are only recorded post-containment. The cleaning pipeline comprised:</w:t>
-      </w:r>
-    </w:p>
-    <w:p>
-      <w:pPr>
-        <w:pStyle w:val="ListBullet"/>
-        <w:spacing w:after="120" w:line="240" w:lineRule="auto"/>
-      </w:pPr>
-      <w:r>
-        <w:rPr>
-          <w:b/>
-        </w:rPr>
-        <w:t>Null Value Removal</w:t>
-      </w:r>
-      <w:r>
-        <w:t xml:space="preserve">: Records with missing values in critical attributes like </w:t>
-      </w:r>
-      <w:r>
-        <w:rPr>
-          <w:rFonts w:ascii="Courier New" w:hAnsi="Courier New"/>
-          <w:sz w:val="22"/>
-        </w:rPr>
-        <w:t>EstTotalAcres</w:t>
-      </w:r>
-      <w:r>
-        <w:t xml:space="preserve"> (79 records), </w:t>
-      </w:r>
-      <w:r>
-        <w:rPr>
-          <w:rFonts w:ascii="Courier New" w:hAnsi="Courier New"/>
-          <w:sz w:val="22"/>
-        </w:rPr>
-        <w:t>Ign_DateTime</w:t>
-      </w:r>
+      <w:proofErr w:type="spellEnd"/>
       <w:r>
         <w:t xml:space="preserve"> (94 records), and spatial coordinates were dropped.</w:t>
       </w:r>
@@ -717,7 +872,7 @@
                     <pic:cNvPicPr/>
                   </pic:nvPicPr>
                   <pic:blipFill>
-                    <a:blip r:embed="rId8"/>
+                    <a:blip r:embed="rId9"/>
                     <a:stretch>
                       <a:fillRect/>
                     </a:stretch>
@@ -748,7 +903,23 @@
           <w:i/>
           <w:sz w:val="20"/>
         </w:rPr>
-        <w:t>Figure 2.1: Log-scaled Distribution of Wildfire Burned Area (EstTotalAcres)</w:t>
+        <w:t>Figure 2.1: Log-scaled Distribution of Wildfire Burned Area (</w:t>
+      </w:r>
+      <w:proofErr w:type="spellStart"/>
+      <w:r>
+        <w:rPr>
+          <w:i/>
+          <w:sz w:val="20"/>
+        </w:rPr>
+        <w:t>EstTotalAcres</w:t>
+      </w:r>
+      <w:proofErr w:type="spellEnd"/>
+      <w:r>
+        <w:rPr>
+          <w:i/>
+          <w:sz w:val="20"/>
+        </w:rPr>
+        <w:t>)</w:t>
       </w:r>
     </w:p>
     <w:p>
@@ -777,6 +948,7 @@
         <w:pStyle w:val="ListBullet"/>
         <w:spacing w:after="120" w:line="240" w:lineRule="auto"/>
       </w:pPr>
+      <w:proofErr w:type="spellStart"/>
       <w:r>
         <w:rPr>
           <w:rFonts w:ascii="Courier New" w:hAnsi="Courier New"/>
@@ -784,6 +956,7 @@
         </w:rPr>
         <w:t>Size_class</w:t>
       </w:r>
+      <w:proofErr w:type="spellEnd"/>
       <w:r>
         <w:t xml:space="preserve"> was identified as a direct target leakage column because the size class (A, B, C, etc.) is directly assigned based on the final acreage burned (e.g., Class A is &lt; 0.25 acres, Class B is 0.26–9.9 acres). Keeping this feature would lead to artificial, perfect predictions.</w:t>
       </w:r>
@@ -793,6 +966,7 @@
         <w:pStyle w:val="ListBullet"/>
         <w:spacing w:after="120" w:line="240" w:lineRule="auto"/>
       </w:pPr>
+      <w:proofErr w:type="spellStart"/>
       <w:r>
         <w:rPr>
           <w:rFonts w:ascii="Courier New" w:hAnsi="Courier New"/>
@@ -800,6 +974,7 @@
         </w:rPr>
         <w:t>Control_DateTime</w:t>
       </w:r>
+      <w:proofErr w:type="spellEnd"/>
       <w:r>
         <w:t xml:space="preserve"> was dropped because the time at which a fire is controlled is only recorded </w:t>
       </w:r>
@@ -831,6 +1006,7 @@
       <w:r>
         <w:t xml:space="preserve">, </w:t>
       </w:r>
+      <w:proofErr w:type="spellStart"/>
       <w:r>
         <w:rPr>
           <w:rFonts w:ascii="Courier New" w:hAnsi="Courier New"/>
@@ -838,9 +1014,11 @@
         </w:rPr>
         <w:t>FullFireNumber</w:t>
       </w:r>
+      <w:proofErr w:type="spellEnd"/>
       <w:r>
         <w:t xml:space="preserve">, </w:t>
       </w:r>
+      <w:proofErr w:type="spellStart"/>
       <w:r>
         <w:rPr>
           <w:rFonts w:ascii="Courier New" w:hAnsi="Courier New"/>
@@ -848,9 +1026,11 @@
         </w:rPr>
         <w:t>FireName</w:t>
       </w:r>
+      <w:proofErr w:type="spellEnd"/>
       <w:r>
         <w:t xml:space="preserve">, </w:t>
       </w:r>
+      <w:proofErr w:type="spellStart"/>
       <w:r>
         <w:rPr>
           <w:rFonts w:ascii="Courier New" w:hAnsi="Courier New"/>
@@ -858,9 +1038,11 @@
         </w:rPr>
         <w:t>Cause_Comments</w:t>
       </w:r>
+      <w:proofErr w:type="spellEnd"/>
       <w:r>
         <w:t xml:space="preserve">, </w:t>
       </w:r>
+      <w:proofErr w:type="spellStart"/>
       <w:r>
         <w:rPr>
           <w:rFonts w:ascii="Courier New" w:hAnsi="Courier New"/>
@@ -868,9 +1050,11 @@
         </w:rPr>
         <w:t>LandmarkLocation</w:t>
       </w:r>
+      <w:proofErr w:type="spellEnd"/>
       <w:r>
         <w:t xml:space="preserve">, </w:t>
       </w:r>
+      <w:proofErr w:type="spellStart"/>
       <w:r>
         <w:rPr>
           <w:rFonts w:ascii="Courier New" w:hAnsi="Courier New"/>
@@ -878,9 +1062,11 @@
         </w:rPr>
         <w:t>DistrictCode</w:t>
       </w:r>
+      <w:proofErr w:type="spellEnd"/>
       <w:r>
         <w:t xml:space="preserve">, </w:t>
       </w:r>
+      <w:proofErr w:type="spellStart"/>
       <w:r>
         <w:rPr>
           <w:rFonts w:ascii="Courier New" w:hAnsi="Courier New"/>
@@ -888,9 +1074,11 @@
         </w:rPr>
         <w:t>UnitCode</w:t>
       </w:r>
+      <w:proofErr w:type="spellEnd"/>
       <w:r>
         <w:t xml:space="preserve">, </w:t>
       </w:r>
+      <w:proofErr w:type="spellStart"/>
       <w:r>
         <w:rPr>
           <w:rFonts w:ascii="Courier New" w:hAnsi="Courier New"/>
@@ -898,9 +1086,11 @@
         </w:rPr>
         <w:t>DistFireNumber</w:t>
       </w:r>
+      <w:proofErr w:type="spellEnd"/>
       <w:r>
         <w:t xml:space="preserve">, </w:t>
       </w:r>
+      <w:proofErr w:type="spellStart"/>
       <w:r>
         <w:rPr>
           <w:rFonts w:ascii="Courier New" w:hAnsi="Courier New"/>
@@ -908,9 +1098,11 @@
         </w:rPr>
         <w:t>CreationDate</w:t>
       </w:r>
+      <w:proofErr w:type="spellEnd"/>
       <w:r>
         <w:t xml:space="preserve">, and </w:t>
       </w:r>
+      <w:proofErr w:type="spellStart"/>
       <w:r>
         <w:rPr>
           <w:rFonts w:ascii="Courier New" w:hAnsi="Courier New"/>
@@ -918,6 +1110,7 @@
         </w:rPr>
         <w:t>ModifiedDate</w:t>
       </w:r>
+      <w:proofErr w:type="spellEnd"/>
       <w:r>
         <w:t xml:space="preserve"> were removed as they provide no predictive signal and represent unique administrative identifiers.</w:t>
       </w:r>
@@ -941,6 +1134,7 @@
       <w:r>
         <w:t xml:space="preserve">Wildfire occurrence and spread are strongly correlated with seasonal and diurnal cycles. The raw </w:t>
       </w:r>
+      <w:proofErr w:type="spellStart"/>
       <w:r>
         <w:rPr>
           <w:rFonts w:ascii="Courier New" w:hAnsi="Courier New"/>
@@ -948,6 +1142,7 @@
         </w:rPr>
         <w:t>Ign_DateTime</w:t>
       </w:r>
+      <w:proofErr w:type="spellEnd"/>
       <w:r>
         <w:t xml:space="preserve"> string column was parsed into datetime format, and two new numeric features were engineered:</w:t>
       </w:r>
@@ -959,6 +1154,7 @@
       <w:r>
         <w:t xml:space="preserve">1. </w:t>
       </w:r>
+      <w:proofErr w:type="spellStart"/>
       <w:r>
         <w:rPr>
           <w:rFonts w:ascii="Courier New" w:hAnsi="Courier New"/>
@@ -966,6 +1162,7 @@
         </w:rPr>
         <w:t>Ign_Month</w:t>
       </w:r>
+      <w:proofErr w:type="spellEnd"/>
       <w:r>
         <w:t>: Captures seasonal trends (wildfire season peaking in July-August).</w:t>
       </w:r>
@@ -977,6 +1174,7 @@
       <w:r>
         <w:t xml:space="preserve">2. </w:t>
       </w:r>
+      <w:proofErr w:type="spellStart"/>
       <w:r>
         <w:rPr>
           <w:rFonts w:ascii="Courier New" w:hAnsi="Courier New"/>
@@ -984,6 +1182,7 @@
         </w:rPr>
         <w:t>Ign_Hour</w:t>
       </w:r>
+      <w:proofErr w:type="spellEnd"/>
       <w:r>
         <w:t>: Captures daily patterns (fires ignited during peak afternoon hours when temperature is highest and humidity is lowest).</w:t>
       </w:r>
@@ -995,6 +1194,7 @@
       <w:r>
         <w:t>Following extraction, the original datetime columns (</w:t>
       </w:r>
+      <w:proofErr w:type="spellStart"/>
       <w:r>
         <w:rPr>
           <w:rFonts w:ascii="Courier New" w:hAnsi="Courier New"/>
@@ -1002,9 +1202,11 @@
         </w:rPr>
         <w:t>Ign_DateTime</w:t>
       </w:r>
+      <w:proofErr w:type="spellEnd"/>
       <w:r>
         <w:t xml:space="preserve">, </w:t>
       </w:r>
+      <w:proofErr w:type="spellStart"/>
       <w:r>
         <w:rPr>
           <w:rFonts w:ascii="Courier New" w:hAnsi="Courier New"/>
@@ -1012,16 +1214,28 @@
         </w:rPr>
         <w:t>ReportDateTime</w:t>
       </w:r>
+      <w:proofErr w:type="spellEnd"/>
       <w:r>
         <w:t xml:space="preserve">, </w:t>
       </w:r>
+      <w:proofErr w:type="spellStart"/>
+      <w:proofErr w:type="gramStart"/>
       <w:r>
         <w:rPr>
           <w:rFonts w:ascii="Courier New" w:hAnsi="Courier New"/>
           <w:sz w:val="22"/>
         </w:rPr>
-        <w:t>Discover_DateTime</w:t>
-      </w:r>
+        <w:t>Discover</w:t>
+      </w:r>
+      <w:proofErr w:type="gramEnd"/>
+      <w:r>
+        <w:rPr>
+          <w:rFonts w:ascii="Courier New" w:hAnsi="Courier New"/>
+          <w:sz w:val="22"/>
+        </w:rPr>
+        <w:t>_DateTime</w:t>
+      </w:r>
+      <w:proofErr w:type="spellEnd"/>
       <w:r>
         <w:t>) were discarded to avoid collinearity.</w:t>
       </w:r>
@@ -1045,6 +1259,7 @@
       <w:r>
         <w:t>The dataset contains numerous high-cardinality categorical columns, including geographic markers (</w:t>
       </w:r>
+      <w:proofErr w:type="spellStart"/>
       <w:r>
         <w:rPr>
           <w:rFonts w:ascii="Courier New" w:hAnsi="Courier New"/>
@@ -1052,9 +1267,11 @@
         </w:rPr>
         <w:t>Twn</w:t>
       </w:r>
+      <w:proofErr w:type="spellEnd"/>
       <w:r>
         <w:t xml:space="preserve">, </w:t>
       </w:r>
+      <w:proofErr w:type="spellStart"/>
       <w:r>
         <w:rPr>
           <w:rFonts w:ascii="Courier New" w:hAnsi="Courier New"/>
@@ -1062,9 +1279,11 @@
         </w:rPr>
         <w:t>Rng</w:t>
       </w:r>
+      <w:proofErr w:type="spellEnd"/>
       <w:r>
         <w:t xml:space="preserve">, </w:t>
       </w:r>
+      <w:proofErr w:type="spellStart"/>
       <w:r>
         <w:rPr>
           <w:rFonts w:ascii="Courier New" w:hAnsi="Courier New"/>
@@ -1072,6 +1291,7 @@
         </w:rPr>
         <w:t>Subdiv</w:t>
       </w:r>
+      <w:proofErr w:type="spellEnd"/>
       <w:r>
         <w:t xml:space="preserve">, </w:t>
       </w:r>
@@ -1085,6 +1305,7 @@
       <w:r>
         <w:t>) and administrative names (</w:t>
       </w:r>
+      <w:proofErr w:type="spellStart"/>
       <w:r>
         <w:rPr>
           <w:rFonts w:ascii="Courier New" w:hAnsi="Courier New"/>
@@ -1092,9 +1313,11 @@
         </w:rPr>
         <w:t>UnitName</w:t>
       </w:r>
+      <w:proofErr w:type="spellEnd"/>
       <w:r>
         <w:t xml:space="preserve">, </w:t>
       </w:r>
+      <w:proofErr w:type="spellStart"/>
       <w:r>
         <w:rPr>
           <w:rFonts w:ascii="Courier New" w:hAnsi="Courier New"/>
@@ -1102,6 +1325,7 @@
         </w:rPr>
         <w:t>DistrictName</w:t>
       </w:r>
+      <w:proofErr w:type="spellEnd"/>
       <w:r>
         <w:t>).</w:t>
       </w:r>
@@ -1120,12 +1344,62 @@
       <w:r>
         <w:t>: Applying standard one-hot encoding (</w:t>
       </w:r>
+      <w:proofErr w:type="spellStart"/>
       <w:r>
         <w:rPr>
           <w:rFonts w:ascii="Courier New" w:hAnsi="Courier New"/>
           <w:sz w:val="22"/>
         </w:rPr>
-        <w:t>pd.get_dummies(df, drop_first=True)</w:t>
+        <w:t>pd.get_</w:t>
+      </w:r>
+      <w:proofErr w:type="gramStart"/>
+      <w:r>
+        <w:rPr>
+          <w:rFonts w:ascii="Courier New" w:hAnsi="Courier New"/>
+          <w:sz w:val="22"/>
+        </w:rPr>
+        <w:t>dummies</w:t>
+      </w:r>
+      <w:proofErr w:type="spellEnd"/>
+      <w:r>
+        <w:rPr>
+          <w:rFonts w:ascii="Courier New" w:hAnsi="Courier New"/>
+          <w:sz w:val="22"/>
+        </w:rPr>
+        <w:t>(</w:t>
+      </w:r>
+      <w:proofErr w:type="spellStart"/>
+      <w:proofErr w:type="gramEnd"/>
+      <w:r>
+        <w:rPr>
+          <w:rFonts w:ascii="Courier New" w:hAnsi="Courier New"/>
+          <w:sz w:val="22"/>
+        </w:rPr>
+        <w:t>df</w:t>
+      </w:r>
+      <w:proofErr w:type="spellEnd"/>
+      <w:r>
+        <w:rPr>
+          <w:rFonts w:ascii="Courier New" w:hAnsi="Courier New"/>
+          <w:sz w:val="22"/>
+        </w:rPr>
+        <w:t xml:space="preserve">, </w:t>
+      </w:r>
+      <w:proofErr w:type="spellStart"/>
+      <w:r>
+        <w:rPr>
+          <w:rFonts w:ascii="Courier New" w:hAnsi="Courier New"/>
+          <w:sz w:val="22"/>
+        </w:rPr>
+        <w:t>drop_first</w:t>
+      </w:r>
+      <w:proofErr w:type="spellEnd"/>
+      <w:r>
+        <w:rPr>
+          <w:rFonts w:ascii="Courier New" w:hAnsi="Courier New"/>
+          <w:sz w:val="22"/>
+        </w:rPr>
+        <w:t>=True)</w:t>
       </w:r>
       <w:r>
         <w:t xml:space="preserve">) to these columns exploded the feature space from </w:t>
@@ -1231,7 +1505,21 @@
         <w:rPr>
           <w:b/>
         </w:rPr>
-        <w:t>k-Nearest Neighbors (kNN)</w:t>
+        <w:t>k-Nearest Neighbors (</w:t>
+      </w:r>
+      <w:proofErr w:type="spellStart"/>
+      <w:r>
+        <w:rPr>
+          <w:b/>
+        </w:rPr>
+        <w:t>kNN</w:t>
+      </w:r>
+      <w:proofErr w:type="spellEnd"/>
+      <w:r>
+        <w:rPr>
+          <w:b/>
+        </w:rPr>
+        <w:t>)</w:t>
       </w:r>
       <w:r>
         <w:t>: A non-parametric instance-based learning algorithm that predicts the target based on the average values of its k nearest neighbors in the feature space.</w:t>
@@ -1322,8 +1610,17 @@
         <w:spacing w:after="120" w:line="240" w:lineRule="auto"/>
       </w:pPr>
       <w:r>
-        <w:t xml:space="preserve">Because distance-based algorithms (kNN) and gradient-descent-based algorithms (MLP) are highly sensitive to feature scales, all engineered and encoded features were standardized using </w:t>
-      </w:r>
+        <w:t>Because distance-based algorithms (</w:t>
+      </w:r>
+      <w:proofErr w:type="spellStart"/>
+      <w:r>
+        <w:t>kNN</w:t>
+      </w:r>
+      <w:proofErr w:type="spellEnd"/>
+      <w:r>
+        <w:t xml:space="preserve">) and gradient-descent-based algorithms (MLP) are highly sensitive to feature scales, all engineered and encoded features were standardized using </w:t>
+      </w:r>
+      <w:proofErr w:type="spellStart"/>
       <w:r>
         <w:rPr>
           <w:rFonts w:ascii="Courier New" w:hAnsi="Courier New"/>
@@ -1331,6 +1628,7 @@
         </w:rPr>
         <w:t>StandardScaler</w:t>
       </w:r>
+      <w:proofErr w:type="spellEnd"/>
       <w:r>
         <w:t xml:space="preserve"> to have a mean of 0 and a standard deviation of 1:</w:t>
       </w:r>
@@ -1407,7 +1705,7 @@
                     <pic:cNvPicPr/>
                   </pic:nvPicPr>
                   <pic:blipFill>
-                    <a:blip r:embed="rId9"/>
+                    <a:blip r:embed="rId10"/>
                     <a:stretch>
                       <a:fillRect/>
                     </a:stretch>
@@ -1469,6 +1767,7 @@
       <w:r>
         <w:t xml:space="preserve"> as the top-performing model. To optimize its architecture, manual hyperparameter tuning was conducted on the number of estimators (</w:t>
       </w:r>
+      <w:proofErr w:type="spellStart"/>
       <w:r>
         <w:rPr>
           <w:rFonts w:ascii="Courier New" w:hAnsi="Courier New"/>
@@ -1476,6 +1775,7 @@
         </w:rPr>
         <w:t>n_estimators</w:t>
       </w:r>
+      <w:proofErr w:type="spellEnd"/>
       <w:r>
         <w:t>), which controls the ensemble size and affects model variance. We evaluated three configurations:</w:t>
       </w:r>
@@ -1865,7 +2165,21 @@
               <w:rPr>
                 <w:sz w:val="22"/>
               </w:rPr>
-              <w:t>k-Nearest Neighbors (kNN)</w:t>
+              <w:t>k-Nearest Neighbors (</w:t>
+            </w:r>
+            <w:proofErr w:type="spellStart"/>
+            <w:r>
+              <w:rPr>
+                <w:sz w:val="22"/>
+              </w:rPr>
+              <w:t>kNN</w:t>
+            </w:r>
+            <w:proofErr w:type="spellEnd"/>
+            <w:r>
+              <w:rPr>
+                <w:sz w:val="22"/>
+              </w:rPr>
+              <w:t>)</w:t>
             </w:r>
           </w:p>
         </w:tc>
@@ -2026,7 +2340,15 @@
         <w:t>Discussion</w:t>
       </w:r>
       <w:r>
-        <w:t>: Random Forest was the only model to achieve a positive R² score (0.1220), outperforming all other models. The negative R² scores for Linear Regression, MLP, and kNN indicate that these models performed worse than a simple horizontal line representing the mean of the target variable.</w:t>
+        <w:t xml:space="preserve">: Random Forest was the only model to achieve a positive R² score (0.1220), outperforming all other models. The negative R² scores for Linear Regression, MLP, and </w:t>
+      </w:r>
+      <w:proofErr w:type="spellStart"/>
+      <w:r>
+        <w:t>kNN</w:t>
+      </w:r>
+      <w:proofErr w:type="spellEnd"/>
+      <w:r>
+        <w:t xml:space="preserve"> indicate that these models performed worse than a simple horizontal line representing the mean of the target variable.</w:t>
       </w:r>
     </w:p>
     <w:p>
@@ -2054,7 +2376,7 @@
                     <pic:cNvPicPr/>
                   </pic:nvPicPr>
                   <pic:blipFill>
-                    <a:blip r:embed="rId10"/>
+                    <a:blip r:embed="rId11"/>
                     <a:stretch>
                       <a:fillRect/>
                     </a:stretch>
@@ -2389,7 +2711,21 @@
               <w:rPr>
                 <w:sz w:val="22"/>
               </w:rPr>
-              <w:t>k-Nearest Neighbors (kNN)</w:t>
+              <w:t>k-Nearest Neighbors (</w:t>
+            </w:r>
+            <w:proofErr w:type="spellStart"/>
+            <w:r>
+              <w:rPr>
+                <w:sz w:val="22"/>
+              </w:rPr>
+              <w:t>kNN</w:t>
+            </w:r>
+            <w:proofErr w:type="spellEnd"/>
+            <w:r>
+              <w:rPr>
+                <w:sz w:val="22"/>
+              </w:rPr>
+              <w:t>)</w:t>
             </w:r>
           </w:p>
         </w:tc>
@@ -2553,7 +2889,15 @@
         <w:t>Discussion</w:t>
       </w:r>
       <w:r>
-        <w:t>: The application of PCA degraded the performance of the best model (Random Forest), dropping its R² from +0.1220 to -0.0841. Because PCA creates linear combinations of features, it destroys the non-linear relationship structures and localized splits that tree-based ensembling algorithms rely on, confirming that PCA is not suitable for this tabular dataset.</w:t>
+        <w:t xml:space="preserve">: The application of PCA degraded the performance of the best model (Random Forest), dropping its R² from +0.1220 to -0.0841. Because PCA creates linear combinations of features, it destroys the non-linear relationship structures and localized splits that tree-based </w:t>
+      </w:r>
+      <w:proofErr w:type="spellStart"/>
+      <w:r>
+        <w:t>ensembling</w:t>
+      </w:r>
+      <w:proofErr w:type="spellEnd"/>
+      <w:r>
+        <w:t xml:space="preserve"> algorithms rely on, confirming that PCA is not suitable for this tabular dataset.</w:t>
       </w:r>
     </w:p>
     <w:p>
@@ -2862,12 +3206,21 @@
                 <w:sz w:val="22"/>
               </w:rPr>
             </w:pPr>
+            <w:proofErr w:type="spellStart"/>
             <w:r>
               <w:rPr>
                 <w:rFonts w:cs="Times New Roman"/>
                 <w:sz w:val="22"/>
               </w:rPr>
-              <w:t>n_estimators=100</w:t>
+              <w:t>n_estimators</w:t>
+            </w:r>
+            <w:proofErr w:type="spellEnd"/>
+            <w:r>
+              <w:rPr>
+                <w:rFonts w:cs="Times New Roman"/>
+                <w:sz w:val="22"/>
+              </w:rPr>
+              <w:t>=100</w:t>
             </w:r>
           </w:p>
         </w:tc>
@@ -2953,12 +3306,21 @@
               <w:spacing w:after="40" w:line="240" w:lineRule="auto"/>
               <w:jc w:val="center"/>
             </w:pPr>
+            <w:proofErr w:type="spellStart"/>
             <w:r>
               <w:rPr>
                 <w:b/>
                 <w:sz w:val="22"/>
               </w:rPr>
-              <w:t>n_estimators=150`</w:t>
+              <w:t>n_estimators</w:t>
+            </w:r>
+            <w:proofErr w:type="spellEnd"/>
+            <w:r>
+              <w:rPr>
+                <w:b/>
+                <w:sz w:val="22"/>
+              </w:rPr>
+              <w:t>=150`</w:t>
             </w:r>
           </w:p>
         </w:tc>
@@ -3061,7 +3423,7 @@
                     <pic:cNvPicPr/>
                   </pic:nvPicPr>
                   <pic:blipFill>
-                    <a:blip r:embed="rId11"/>
+                    <a:blip r:embed="rId12"/>
                     <a:stretch>
                       <a:fillRect/>
                     </a:stretch>
@@ -3325,7 +3687,21 @@
         <w:rPr>
           <w:b/>
         </w:rPr>
-        <w:t>6.1 Reflection of Lwee Tong Jun (Data Preprocessing)</w:t>
+        <w:t xml:space="preserve">6.1 Reflection of </w:t>
+      </w:r>
+      <w:proofErr w:type="spellStart"/>
+      <w:r>
+        <w:rPr>
+          <w:b/>
+        </w:rPr>
+        <w:t>Lwee</w:t>
+      </w:r>
+      <w:proofErr w:type="spellEnd"/>
+      <w:r>
+        <w:rPr>
+          <w:b/>
+        </w:rPr>
+        <w:t xml:space="preserve"> Tong Jun (Data Preprocessing)</w:t>
       </w:r>
     </w:p>
     <w:p>
@@ -3359,6 +3735,7 @@
       <w:r>
         <w:t xml:space="preserve">Investigated target leakage columns and designed the cleaning logic to drop </w:t>
       </w:r>
+      <w:proofErr w:type="spellStart"/>
       <w:r>
         <w:rPr>
           <w:rFonts w:ascii="Courier New" w:hAnsi="Courier New"/>
@@ -3366,9 +3743,11 @@
         </w:rPr>
         <w:t>Size_class</w:t>
       </w:r>
+      <w:proofErr w:type="spellEnd"/>
       <w:r>
         <w:t xml:space="preserve"> and </w:t>
       </w:r>
+      <w:proofErr w:type="spellStart"/>
       <w:r>
         <w:rPr>
           <w:rFonts w:ascii="Courier New" w:hAnsi="Courier New"/>
@@ -3376,6 +3755,7 @@
         </w:rPr>
         <w:t>Control_DateTime</w:t>
       </w:r>
+      <w:proofErr w:type="spellEnd"/>
       <w:r>
         <w:t>.</w:t>
       </w:r>
@@ -3388,6 +3768,7 @@
       <w:r>
         <w:t>Implemented datetime parsing and feature engineering to extract seasonal and diurnal features (</w:t>
       </w:r>
+      <w:proofErr w:type="spellStart"/>
       <w:r>
         <w:rPr>
           <w:rFonts w:ascii="Courier New" w:hAnsi="Courier New"/>
@@ -3395,9 +3776,11 @@
         </w:rPr>
         <w:t>Ign_Month</w:t>
       </w:r>
+      <w:proofErr w:type="spellEnd"/>
       <w:r>
         <w:t xml:space="preserve">, </w:t>
       </w:r>
+      <w:proofErr w:type="spellStart"/>
       <w:r>
         <w:rPr>
           <w:rFonts w:ascii="Courier New" w:hAnsi="Courier New"/>
@@ -3405,6 +3788,7 @@
         </w:rPr>
         <w:t>Ign_Hour</w:t>
       </w:r>
+      <w:proofErr w:type="spellEnd"/>
       <w:r>
         <w:t>).</w:t>
       </w:r>
@@ -3593,112 +3977,16 @@
       </w:r>
     </w:p>
     <w:p>
-      <w:r>
-        <w:br w:type="page"/>
-      </w:r>
-    </w:p>
-    <w:p>
-      <w:pPr>
-        <w:keepNext/>
-        <w:spacing w:before="240" w:after="120"/>
-      </w:pPr>
-      <w:r>
-        <w:rPr>
-          <w:b/>
-          <w:sz w:val="28"/>
-        </w:rPr>
-        <w:lastRenderedPageBreak/>
-        <w:t>SECTION 8: REFERENCES</w:t>
-      </w:r>
-    </w:p>
-    <w:p>
-      <w:pPr>
-        <w:spacing w:after="120" w:line="240" w:lineRule="auto"/>
-      </w:pPr>
-      <w:r>
-        <w:t xml:space="preserve">1. Oregon Department of Forestry. (2024). </w:t>
-      </w:r>
-      <w:r>
-        <w:rPr>
-          <w:i/>
-        </w:rPr>
-        <w:t>ODF Fire Occurrence Dataset (2000-2023)</w:t>
-      </w:r>
-      <w:r>
-        <w:t>. State of Oregon GIS Data Portal.</w:t>
-      </w:r>
-    </w:p>
-    <w:p>
-      <w:pPr>
-        <w:spacing w:after="120" w:line="240" w:lineRule="auto"/>
-      </w:pPr>
-      <w:r>
-        <w:t xml:space="preserve">2. United Nations. (2015). </w:t>
-      </w:r>
-      <w:r>
-        <w:rPr>
-          <w:i/>
-        </w:rPr>
-        <w:t>Sustainable Development Goal 13: Take urgent action to combat climate change and its impacts</w:t>
-      </w:r>
-      <w:r>
-        <w:t>. United Nations SDGs.</w:t>
-      </w:r>
-    </w:p>
-    <w:p>
-      <w:pPr>
-        <w:spacing w:after="120" w:line="240" w:lineRule="auto"/>
-      </w:pPr>
-      <w:r>
-        <w:t xml:space="preserve">3. Breiman, L. (2001). Random Forests. </w:t>
-      </w:r>
-      <w:r>
-        <w:rPr>
-          <w:i/>
-        </w:rPr>
-        <w:t>Machine Learning</w:t>
-      </w:r>
-      <w:r>
-        <w:t>, 45(1), 5-32.</w:t>
-      </w:r>
-    </w:p>
-    <w:p>
-      <w:pPr>
-        <w:spacing w:after="120" w:line="240" w:lineRule="auto"/>
-      </w:pPr>
-      <w:r>
-        <w:t xml:space="preserve">4. Pedregosa, F., Varoquaux, G., Gramfort, A., Michel, V., Thirion, B., Grisel, O., Blondel, M., Prettenhofer, P., Weiss, R., Dubourg, V., Vanderplas, J., Passos, A., Cournapeau, D., Brucher, M., Perrot, M., &amp; Duchesnay, E. (2011). Scikit-learn: Machine Learning in Python. </w:t>
-      </w:r>
-      <w:r>
-        <w:rPr>
-          <w:i/>
-        </w:rPr>
-        <w:t>Journal of Machine Learning Research</w:t>
-      </w:r>
-      <w:r>
-        <w:t>, 12, 2825-2830.</w:t>
-      </w:r>
-    </w:p>
-    <w:p>
-      <w:pPr>
-        <w:spacing w:after="120" w:line="240" w:lineRule="auto"/>
-      </w:pPr>
-      <w:r>
-        <w:t xml:space="preserve">5. Jolliffe, I. T. (2016). </w:t>
-      </w:r>
-      <w:r>
-        <w:rPr>
-          <w:i/>
-        </w:rPr>
-        <w:t>Principal Component Analysis</w:t>
-      </w:r>
-      <w:r>
-        <w:t>. Springer.</w:t>
-      </w:r>
+      <w:pPr>
+        <w:rPr>
+          <w:rFonts w:eastAsia="SimSun" w:hint="eastAsia"/>
+          <w:lang w:eastAsia="zh-CN"/>
+        </w:rPr>
+      </w:pPr>
     </w:p>
     <w:sectPr>
-      <w:headerReference w:type="default" r:id="rId12"/>
-      <w:footerReference w:type="default" r:id="rId13"/>
+      <w:headerReference w:type="default" r:id="rId13"/>
+      <w:footerReference w:type="default" r:id="rId14"/>
       <w:pgSz w:w="12240" w:h="15840"/>
       <w:pgMar w:top="1440" w:right="1440" w:bottom="1440" w:left="1440" w:header="720" w:footer="720" w:gutter="0"/>
       <w:cols w:space="720"/>
@@ -3710,7 +3998,7 @@
 </file>
 
 <file path=word/endnotes.xml><?xml version="1.0" encoding="utf-8"?>
-<w:endnotes xmlns:wpc="http://schemas.microsoft.com/office/word/2010/wordprocessingCanvas" xmlns:cx="http://schemas.microsoft.com/office/drawing/2014/chartex" xmlns:cx1="http://schemas.microsoft.com/office/drawing/2015/9/8/chartex" xmlns:cx2="http://schemas.microsoft.com/office/drawing/2015/10/21/chartex" xmlns:cx3="http://schemas.microsoft.com/office/drawing/2016/5/9/chartex" xmlns:cx4="http://schemas.microsoft.com/office/drawing/2016/5/10/chartex" xmlns:cx5="http://schemas.microsoft.com/office/drawing/2016/5/11/chartex" xmlns:cx6="http://schemas.microsoft.com/office/drawing/2016/5/12/chartex" xmlns:cx7="http://schemas.microsoft.com/office/drawing/2016/5/13/chartex" xmlns:cx8="http://schemas.microsoft.com/office/drawing/2016/5/14/chartex" xmlns:mc="http://schemas.openxmlformats.org/markup-compatibility/2006" xmlns:aink="http://schemas.microsoft.com/office/drawing/2016/ink" xmlns:am3d="http://schemas.microsoft.com/office/drawing/2017/model3d" xmlns:o="urn:schemas-microsoft-com:office:office" xmlns:oel="http://schemas.microsoft.com/office/2019/extlst" xmlns:r="http://schemas.openxmlformats.org/officeDocument/2006/relationships" xmlns:m="http://schemas.openxmlformats.org/officeDocument/2006/math" xmlns:v="urn:schemas-microsoft-com:vml" xmlns:wp14="http://schemas.microsoft.com/office/word/2010/wordprocessingDrawing" xmlns:wp="http://schemas.openxmlformats.org/drawingml/2006/wordprocessingDrawing" xmlns:w10="urn:schemas-microsoft-com:office:word" xmlns:w="http://schemas.openxmlformats.org/wordprocessingml/2006/main" xmlns:w14="http://schemas.microsoft.com/office/word/2010/wordml" xmlns:w15="http://schemas.microsoft.com/office/word/2012/wordml" xmlns:w16cex="http://schemas.microsoft.com/office/word/2018/wordml/cex" xmlns:w16cid="http://schemas.microsoft.com/office/word/2016/wordml/cid" xmlns:w16="http://schemas.microsoft.com/office/word/2018/wordml" xmlns:w16du="http://schemas.microsoft.com/office/word/2023/wordml/word16du" xmlns:w16sdtdh="http://schemas.microsoft.com/office/word/2020/wordml/sdtdatahash" xmlns:w16sdtfl="http://schemas.microsoft.com/office/word/2024/wordml/sdtformatlock" xmlns:w16se="http://schemas.microsoft.com/office/word/2015/wordml/symex" xmlns:wpg="http://schemas.microsoft.com/office/word/2010/wordprocessingGroup" xmlns:wpi="http://schemas.microsoft.com/office/word/2010/wordprocessingInk" xmlns:wne="http://schemas.microsoft.com/office/word/2006/wordml" xmlns:wps="http://schemas.microsoft.com/office/word/2010/wordprocessingShape" mc:Ignorable="w14 w15 w16se w16cid w16 w16cex w16sdtdh w16sdtfl w16du wp14">
+<w:endnotes xmlns:wpc="http://schemas.microsoft.com/office/word/2010/wordprocessingCanvas" xmlns:cx="http://schemas.microsoft.com/office/drawing/2014/chartex" xmlns:cx1="http://schemas.microsoft.com/office/drawing/2015/9/8/chartex" xmlns:cx2="http://schemas.microsoft.com/office/drawing/2015/10/21/chartex" xmlns:cx3="http://schemas.microsoft.com/office/drawing/2016/5/9/chartex" xmlns:cx4="http://schemas.microsoft.com/office/drawing/2016/5/10/chartex" xmlns:cx5="http://schemas.microsoft.com/office/drawing/2016/5/11/chartex" xmlns:cx6="http://schemas.microsoft.com/office/drawing/2016/5/12/chartex" xmlns:cx7="http://schemas.microsoft.com/office/drawing/2016/5/13/chartex" xmlns:cx8="http://schemas.microsoft.com/office/drawing/2016/5/14/chartex" xmlns:mc="http://schemas.openxmlformats.org/markup-compatibility/2006" xmlns:aink="http://schemas.microsoft.com/office/drawing/2016/ink" xmlns:am3d="http://schemas.microsoft.com/office/drawing/2017/model3d" xmlns:o="urn:schemas-microsoft-com:office:office" xmlns:oel="http://schemas.microsoft.com/office/2019/extlst" xmlns:r="http://schemas.openxmlformats.org/officeDocument/2006/relationships" xmlns:m="http://schemas.openxmlformats.org/officeDocument/2006/math" xmlns:v="urn:schemas-microsoft-com:vml" xmlns:wp14="http://schemas.microsoft.com/office/word/2010/wordprocessingDrawing" xmlns:wp="http://schemas.openxmlformats.org/drawingml/2006/wordprocessingDrawing" xmlns:w10="urn:schemas-microsoft-com:office:word" xmlns:w="http://schemas.openxmlformats.org/wordprocessingml/2006/main" xmlns:w14="http://schemas.microsoft.com/office/word/2010/wordml" xmlns:w15="http://schemas.microsoft.com/office/word/2012/wordml" xmlns:w16cex="http://schemas.microsoft.com/office/word/2018/wordml/cex" xmlns:w16cid="http://schemas.microsoft.com/office/word/2016/wordml/cid" xmlns:w16="http://schemas.microsoft.com/office/word/2018/wordml" xmlns:w16sdtdh="http://schemas.microsoft.com/office/word/2020/wordml/sdtdatahash" xmlns:w16se="http://schemas.microsoft.com/office/word/2015/wordml/symex" xmlns:wpg="http://schemas.microsoft.com/office/word/2010/wordprocessingGroup" xmlns:wpi="http://schemas.microsoft.com/office/word/2010/wordprocessingInk" xmlns:wne="http://schemas.microsoft.com/office/word/2006/wordml" xmlns:wps="http://schemas.microsoft.com/office/word/2010/wordprocessingShape" mc:Ignorable="w14 w15 w16se w16cid w16 w16cex w16sdtdh wp14">
   <w:endnote w:type="separator" w:id="-1">
     <w:p>
       <w:pPr>
@@ -3735,7 +4023,7 @@
 </file>
 
 <file path=word/footer1.xml><?xml version="1.0" encoding="utf-8"?>
-<w:ftr xmlns:wpc="http://schemas.microsoft.com/office/word/2010/wordprocessingCanvas" xmlns:cx="http://schemas.microsoft.com/office/drawing/2014/chartex" xmlns:cx1="http://schemas.microsoft.com/office/drawing/2015/9/8/chartex" xmlns:cx2="http://schemas.microsoft.com/office/drawing/2015/10/21/chartex" xmlns:cx3="http://schemas.microsoft.com/office/drawing/2016/5/9/chartex" xmlns:cx4="http://schemas.microsoft.com/office/drawing/2016/5/10/chartex" xmlns:cx5="http://schemas.microsoft.com/office/drawing/2016/5/11/chartex" xmlns:cx6="http://schemas.microsoft.com/office/drawing/2016/5/12/chartex" xmlns:cx7="http://schemas.microsoft.com/office/drawing/2016/5/13/chartex" xmlns:cx8="http://schemas.microsoft.com/office/drawing/2016/5/14/chartex" xmlns:mc="http://schemas.openxmlformats.org/markup-compatibility/2006" xmlns:aink="http://schemas.microsoft.com/office/drawing/2016/ink" xmlns:am3d="http://schemas.microsoft.com/office/drawing/2017/model3d" xmlns:o="urn:schemas-microsoft-com:office:office" xmlns:oel="http://schemas.microsoft.com/office/2019/extlst" xmlns:r="http://schemas.openxmlformats.org/officeDocument/2006/relationships" xmlns:m="http://schemas.openxmlformats.org/officeDocument/2006/math" xmlns:v="urn:schemas-microsoft-com:vml" xmlns:wp14="http://schemas.microsoft.com/office/word/2010/wordprocessingDrawing" xmlns:wp="http://schemas.openxmlformats.org/drawingml/2006/wordprocessingDrawing" xmlns:w10="urn:schemas-microsoft-com:office:word" xmlns:w="http://schemas.openxmlformats.org/wordprocessingml/2006/main" xmlns:w14="http://schemas.microsoft.com/office/word/2010/wordml" xmlns:w15="http://schemas.microsoft.com/office/word/2012/wordml" xmlns:w16cex="http://schemas.microsoft.com/office/word/2018/wordml/cex" xmlns:w16cid="http://schemas.microsoft.com/office/word/2016/wordml/cid" xmlns:w16="http://schemas.microsoft.com/office/word/2018/wordml" xmlns:w16du="http://schemas.microsoft.com/office/word/2023/wordml/word16du" xmlns:w16sdtdh="http://schemas.microsoft.com/office/word/2020/wordml/sdtdatahash" xmlns:w16sdtfl="http://schemas.microsoft.com/office/word/2024/wordml/sdtformatlock" xmlns:w16se="http://schemas.microsoft.com/office/word/2015/wordml/symex" xmlns:wpg="http://schemas.microsoft.com/office/word/2010/wordprocessingGroup" xmlns:wpi="http://schemas.microsoft.com/office/word/2010/wordprocessingInk" xmlns:wne="http://schemas.microsoft.com/office/word/2006/wordml" xmlns:wps="http://schemas.microsoft.com/office/word/2010/wordprocessingShape" mc:Ignorable="w14 w15 w16se w16cid w16 w16cex w16sdtdh w16sdtfl w16du wp14">
+<w:ftr xmlns:wpc="http://schemas.microsoft.com/office/word/2010/wordprocessingCanvas" xmlns:cx="http://schemas.microsoft.com/office/drawing/2014/chartex" xmlns:cx1="http://schemas.microsoft.com/office/drawing/2015/9/8/chartex" xmlns:cx2="http://schemas.microsoft.com/office/drawing/2015/10/21/chartex" xmlns:cx3="http://schemas.microsoft.com/office/drawing/2016/5/9/chartex" xmlns:cx4="http://schemas.microsoft.com/office/drawing/2016/5/10/chartex" xmlns:cx5="http://schemas.microsoft.com/office/drawing/2016/5/11/chartex" xmlns:cx6="http://schemas.microsoft.com/office/drawing/2016/5/12/chartex" xmlns:cx7="http://schemas.microsoft.com/office/drawing/2016/5/13/chartex" xmlns:cx8="http://schemas.microsoft.com/office/drawing/2016/5/14/chartex" xmlns:mc="http://schemas.openxmlformats.org/markup-compatibility/2006" xmlns:aink="http://schemas.microsoft.com/office/drawing/2016/ink" xmlns:am3d="http://schemas.microsoft.com/office/drawing/2017/model3d" xmlns:o="urn:schemas-microsoft-com:office:office" xmlns:oel="http://schemas.microsoft.com/office/2019/extlst" xmlns:r="http://schemas.openxmlformats.org/officeDocument/2006/relationships" xmlns:m="http://schemas.openxmlformats.org/officeDocument/2006/math" xmlns:v="urn:schemas-microsoft-com:vml" xmlns:wp14="http://schemas.microsoft.com/office/word/2010/wordprocessingDrawing" xmlns:wp="http://schemas.openxmlformats.org/drawingml/2006/wordprocessingDrawing" xmlns:w10="urn:schemas-microsoft-com:office:word" xmlns:w="http://schemas.openxmlformats.org/wordprocessingml/2006/main" xmlns:w14="http://schemas.microsoft.com/office/word/2010/wordml" xmlns:w15="http://schemas.microsoft.com/office/word/2012/wordml" xmlns:w16cex="http://schemas.microsoft.com/office/word/2018/wordml/cex" xmlns:w16cid="http://schemas.microsoft.com/office/word/2016/wordml/cid" xmlns:w16="http://schemas.microsoft.com/office/word/2018/wordml" xmlns:w16sdtdh="http://schemas.microsoft.com/office/word/2020/wordml/sdtdatahash" xmlns:w16se="http://schemas.microsoft.com/office/word/2015/wordml/symex" xmlns:wpg="http://schemas.microsoft.com/office/word/2010/wordprocessingGroup" xmlns:wpi="http://schemas.microsoft.com/office/word/2010/wordprocessingInk" xmlns:wne="http://schemas.microsoft.com/office/word/2006/wordml" xmlns:wps="http://schemas.microsoft.com/office/word/2010/wordprocessingShape" mc:Ignorable="w14 w15 w16se w16cid w16 w16cex w16sdtdh wp14">
   <w:p>
     <w:pPr>
       <w:pStyle w:val="Footer"/>
@@ -3777,7 +4065,7 @@
 </file>
 
 <file path=word/footnotes.xml><?xml version="1.0" encoding="utf-8"?>
-<w:footnotes xmlns:wpc="http://schemas.microsoft.com/office/word/2010/wordprocessingCanvas" xmlns:cx="http://schemas.microsoft.com/office/drawing/2014/chartex" xmlns:cx1="http://schemas.microsoft.com/office/drawing/2015/9/8/chartex" xmlns:cx2="http://schemas.microsoft.com/office/drawing/2015/10/21/chartex" xmlns:cx3="http://schemas.microsoft.com/office/drawing/2016/5/9/chartex" xmlns:cx4="http://schemas.microsoft.com/office/drawing/2016/5/10/chartex" xmlns:cx5="http://schemas.microsoft.com/office/drawing/2016/5/11/chartex" xmlns:cx6="http://schemas.microsoft.com/office/drawing/2016/5/12/chartex" xmlns:cx7="http://schemas.microsoft.com/office/drawing/2016/5/13/chartex" xmlns:cx8="http://schemas.microsoft.com/office/drawing/2016/5/14/chartex" xmlns:mc="http://schemas.openxmlformats.org/markup-compatibility/2006" xmlns:aink="http://schemas.microsoft.com/office/drawing/2016/ink" xmlns:am3d="http://schemas.microsoft.com/office/drawing/2017/model3d" xmlns:o="urn:schemas-microsoft-com:office:office" xmlns:oel="http://schemas.microsoft.com/office/2019/extlst" xmlns:r="http://schemas.openxmlformats.org/officeDocument/2006/relationships" xmlns:m="http://schemas.openxmlformats.org/officeDocument/2006/math" xmlns:v="urn:schemas-microsoft-com:vml" xmlns:wp14="http://schemas.microsoft.com/office/word/2010/wordprocessingDrawing" xmlns:wp="http://schemas.openxmlformats.org/drawingml/2006/wordprocessingDrawing" xmlns:w10="urn:schemas-microsoft-com:office:word" xmlns:w="http://schemas.openxmlformats.org/wordprocessingml/2006/main" xmlns:w14="http://schemas.microsoft.com/office/word/2010/wordml" xmlns:w15="http://schemas.microsoft.com/office/word/2012/wordml" xmlns:w16cex="http://schemas.microsoft.com/office/word/2018/wordml/cex" xmlns:w16cid="http://schemas.microsoft.com/office/word/2016/wordml/cid" xmlns:w16="http://schemas.microsoft.com/office/word/2018/wordml" xmlns:w16du="http://schemas.microsoft.com/office/word/2023/wordml/word16du" xmlns:w16sdtdh="http://schemas.microsoft.com/office/word/2020/wordml/sdtdatahash" xmlns:w16sdtfl="http://schemas.microsoft.com/office/word/2024/wordml/sdtformatlock" xmlns:w16se="http://schemas.microsoft.com/office/word/2015/wordml/symex" xmlns:wpg="http://schemas.microsoft.com/office/word/2010/wordprocessingGroup" xmlns:wpi="http://schemas.microsoft.com/office/word/2010/wordprocessingInk" xmlns:wne="http://schemas.microsoft.com/office/word/2006/wordml" xmlns:wps="http://schemas.microsoft.com/office/word/2010/wordprocessingShape" mc:Ignorable="w14 w15 w16se w16cid w16 w16cex w16sdtdh w16sdtfl w16du wp14">
+<w:footnotes xmlns:wpc="http://schemas.microsoft.com/office/word/2010/wordprocessingCanvas" xmlns:cx="http://schemas.microsoft.com/office/drawing/2014/chartex" xmlns:cx1="http://schemas.microsoft.com/office/drawing/2015/9/8/chartex" xmlns:cx2="http://schemas.microsoft.com/office/drawing/2015/10/21/chartex" xmlns:cx3="http://schemas.microsoft.com/office/drawing/2016/5/9/chartex" xmlns:cx4="http://schemas.microsoft.com/office/drawing/2016/5/10/chartex" xmlns:cx5="http://schemas.microsoft.com/office/drawing/2016/5/11/chartex" xmlns:cx6="http://schemas.microsoft.com/office/drawing/2016/5/12/chartex" xmlns:cx7="http://schemas.microsoft.com/office/drawing/2016/5/13/chartex" xmlns:cx8="http://schemas.microsoft.com/office/drawing/2016/5/14/chartex" xmlns:mc="http://schemas.openxmlformats.org/markup-compatibility/2006" xmlns:aink="http://schemas.microsoft.com/office/drawing/2016/ink" xmlns:am3d="http://schemas.microsoft.com/office/drawing/2017/model3d" xmlns:o="urn:schemas-microsoft-com:office:office" xmlns:oel="http://schemas.microsoft.com/office/2019/extlst" xmlns:r="http://schemas.openxmlformats.org/officeDocument/2006/relationships" xmlns:m="http://schemas.openxmlformats.org/officeDocument/2006/math" xmlns:v="urn:schemas-microsoft-com:vml" xmlns:wp14="http://schemas.microsoft.com/office/word/2010/wordprocessingDrawing" xmlns:wp="http://schemas.openxmlformats.org/drawingml/2006/wordprocessingDrawing" xmlns:w10="urn:schemas-microsoft-com:office:word" xmlns:w="http://schemas.openxmlformats.org/wordprocessingml/2006/main" xmlns:w14="http://schemas.microsoft.com/office/word/2010/wordml" xmlns:w15="http://schemas.microsoft.com/office/word/2012/wordml" xmlns:w16cex="http://schemas.microsoft.com/office/word/2018/wordml/cex" xmlns:w16cid="http://schemas.microsoft.com/office/word/2016/wordml/cid" xmlns:w16="http://schemas.microsoft.com/office/word/2018/wordml" xmlns:w16sdtdh="http://schemas.microsoft.com/office/word/2020/wordml/sdtdatahash" xmlns:w16se="http://schemas.microsoft.com/office/word/2015/wordml/symex" xmlns:wpg="http://schemas.microsoft.com/office/word/2010/wordprocessingGroup" xmlns:wpi="http://schemas.microsoft.com/office/word/2010/wordprocessingInk" xmlns:wne="http://schemas.microsoft.com/office/word/2006/wordml" xmlns:wps="http://schemas.microsoft.com/office/word/2010/wordprocessingShape" mc:Ignorable="w14 w15 w16se w16cid w16 w16cex w16sdtdh wp14">
   <w:footnote w:type="separator" w:id="-1">
     <w:p>
       <w:pPr>
@@ -3802,7 +4090,7 @@
 </file>
 
 <file path=word/header1.xml><?xml version="1.0" encoding="utf-8"?>
-<w:hdr xmlns:wpc="http://schemas.microsoft.com/office/word/2010/wordprocessingCanvas" xmlns:cx="http://schemas.microsoft.com/office/drawing/2014/chartex" xmlns:cx1="http://schemas.microsoft.com/office/drawing/2015/9/8/chartex" xmlns:cx2="http://schemas.microsoft.com/office/drawing/2015/10/21/chartex" xmlns:cx3="http://schemas.microsoft.com/office/drawing/2016/5/9/chartex" xmlns:cx4="http://schemas.microsoft.com/office/drawing/2016/5/10/chartex" xmlns:cx5="http://schemas.microsoft.com/office/drawing/2016/5/11/chartex" xmlns:cx6="http://schemas.microsoft.com/office/drawing/2016/5/12/chartex" xmlns:cx7="http://schemas.microsoft.com/office/drawing/2016/5/13/chartex" xmlns:cx8="http://schemas.microsoft.com/office/drawing/2016/5/14/chartex" xmlns:mc="http://schemas.openxmlformats.org/markup-compatibility/2006" xmlns:aink="http://schemas.microsoft.com/office/drawing/2016/ink" xmlns:am3d="http://schemas.microsoft.com/office/drawing/2017/model3d" xmlns:o="urn:schemas-microsoft-com:office:office" xmlns:oel="http://schemas.microsoft.com/office/2019/extlst" xmlns:r="http://schemas.openxmlformats.org/officeDocument/2006/relationships" xmlns:m="http://schemas.openxmlformats.org/officeDocument/2006/math" xmlns:v="urn:schemas-microsoft-com:vml" xmlns:wp14="http://schemas.microsoft.com/office/word/2010/wordprocessingDrawing" xmlns:wp="http://schemas.openxmlformats.org/drawingml/2006/wordprocessingDrawing" xmlns:w10="urn:schemas-microsoft-com:office:word" xmlns:w="http://schemas.openxmlformats.org/wordprocessingml/2006/main" xmlns:w14="http://schemas.microsoft.com/office/word/2010/wordml" xmlns:w15="http://schemas.microsoft.com/office/word/2012/wordml" xmlns:w16cex="http://schemas.microsoft.com/office/word/2018/wordml/cex" xmlns:w16cid="http://schemas.microsoft.com/office/word/2016/wordml/cid" xmlns:w16="http://schemas.microsoft.com/office/word/2018/wordml" xmlns:w16du="http://schemas.microsoft.com/office/word/2023/wordml/word16du" xmlns:w16sdtdh="http://schemas.microsoft.com/office/word/2020/wordml/sdtdatahash" xmlns:w16sdtfl="http://schemas.microsoft.com/office/word/2024/wordml/sdtformatlock" xmlns:w16se="http://schemas.microsoft.com/office/word/2015/wordml/symex" xmlns:wpg="http://schemas.microsoft.com/office/word/2010/wordprocessingGroup" xmlns:wpi="http://schemas.microsoft.com/office/word/2010/wordprocessingInk" xmlns:wne="http://schemas.microsoft.com/office/word/2006/wordml" xmlns:wps="http://schemas.microsoft.com/office/word/2010/wordprocessingShape" mc:Ignorable="w14 w15 w16se w16cid w16 w16cex w16sdtdh w16sdtfl w16du wp14">
+<w:hdr xmlns:wpc="http://schemas.microsoft.com/office/word/2010/wordprocessingCanvas" xmlns:cx="http://schemas.microsoft.com/office/drawing/2014/chartex" xmlns:cx1="http://schemas.microsoft.com/office/drawing/2015/9/8/chartex" xmlns:cx2="http://schemas.microsoft.com/office/drawing/2015/10/21/chartex" xmlns:cx3="http://schemas.microsoft.com/office/drawing/2016/5/9/chartex" xmlns:cx4="http://schemas.microsoft.com/office/drawing/2016/5/10/chartex" xmlns:cx5="http://schemas.microsoft.com/office/drawing/2016/5/11/chartex" xmlns:cx6="http://schemas.microsoft.com/office/drawing/2016/5/12/chartex" xmlns:cx7="http://schemas.microsoft.com/office/drawing/2016/5/13/chartex" xmlns:cx8="http://schemas.microsoft.com/office/drawing/2016/5/14/chartex" xmlns:mc="http://schemas.openxmlformats.org/markup-compatibility/2006" xmlns:aink="http://schemas.microsoft.com/office/drawing/2016/ink" xmlns:am3d="http://schemas.microsoft.com/office/drawing/2017/model3d" xmlns:o="urn:schemas-microsoft-com:office:office" xmlns:oel="http://schemas.microsoft.com/office/2019/extlst" xmlns:r="http://schemas.openxmlformats.org/officeDocument/2006/relationships" xmlns:m="http://schemas.openxmlformats.org/officeDocument/2006/math" xmlns:v="urn:schemas-microsoft-com:vml" xmlns:wp14="http://schemas.microsoft.com/office/word/2010/wordprocessingDrawing" xmlns:wp="http://schemas.openxmlformats.org/drawingml/2006/wordprocessingDrawing" xmlns:w10="urn:schemas-microsoft-com:office:word" xmlns:w="http://schemas.openxmlformats.org/wordprocessingml/2006/main" xmlns:w14="http://schemas.microsoft.com/office/word/2010/wordml" xmlns:w15="http://schemas.microsoft.com/office/word/2012/wordml" xmlns:w16cex="http://schemas.microsoft.com/office/word/2018/wordml/cex" xmlns:w16cid="http://schemas.microsoft.com/office/word/2016/wordml/cid" xmlns:w16="http://schemas.microsoft.com/office/word/2018/wordml" xmlns:w16sdtdh="http://schemas.microsoft.com/office/word/2020/wordml/sdtdatahash" xmlns:w16se="http://schemas.microsoft.com/office/word/2015/wordml/symex" xmlns:wpg="http://schemas.microsoft.com/office/word/2010/wordprocessingGroup" xmlns:wpi="http://schemas.microsoft.com/office/word/2010/wordprocessingInk" xmlns:wne="http://schemas.microsoft.com/office/word/2006/wordml" xmlns:wps="http://schemas.microsoft.com/office/word/2010/wordprocessingShape" mc:Ignorable="w14 w15 w16se w16cid w16 w16cex w16sdtdh wp14">
   <w:p>
     <w:pPr>
       <w:pStyle w:val="Header"/>
@@ -3820,7 +4108,7 @@
 </file>
 
 <file path=word/numbering.xml><?xml version="1.0" encoding="utf-8"?>
-<w:numbering xmlns:wpc="http://schemas.microsoft.com/office/word/2010/wordprocessingCanvas" xmlns:cx="http://schemas.microsoft.com/office/drawing/2014/chartex" xmlns:cx1="http://schemas.microsoft.com/office/drawing/2015/9/8/chartex" xmlns:cx2="http://schemas.microsoft.com/office/drawing/2015/10/21/chartex" xmlns:cx3="http://schemas.microsoft.com/office/drawing/2016/5/9/chartex" xmlns:cx4="http://schemas.microsoft.com/office/drawing/2016/5/10/chartex" xmlns:cx5="http://schemas.microsoft.com/office/drawing/2016/5/11/chartex" xmlns:cx6="http://schemas.microsoft.com/office/drawing/2016/5/12/chartex" xmlns:cx7="http://schemas.microsoft.com/office/drawing/2016/5/13/chartex" xmlns:cx8="http://schemas.microsoft.com/office/drawing/2016/5/14/chartex" xmlns:mc="http://schemas.openxmlformats.org/markup-compatibility/2006" xmlns:aink="http://schemas.microsoft.com/office/drawing/2016/ink" xmlns:am3d="http://schemas.microsoft.com/office/drawing/2017/model3d" xmlns:o="urn:schemas-microsoft-com:office:office" xmlns:oel="http://schemas.microsoft.com/office/2019/extlst" xmlns:r="http://schemas.openxmlformats.org/officeDocument/2006/relationships" xmlns:m="http://schemas.openxmlformats.org/officeDocument/2006/math" xmlns:v="urn:schemas-microsoft-com:vml" xmlns:wp14="http://schemas.microsoft.com/office/word/2010/wordprocessingDrawing" xmlns:wp="http://schemas.openxmlformats.org/drawingml/2006/wordprocessingDrawing" xmlns:w10="urn:schemas-microsoft-com:office:word" xmlns:w="http://schemas.openxmlformats.org/wordprocessingml/2006/main" xmlns:w14="http://schemas.microsoft.com/office/word/2010/wordml" xmlns:w15="http://schemas.microsoft.com/office/word/2012/wordml" xmlns:w16cex="http://schemas.microsoft.com/office/word/2018/wordml/cex" xmlns:w16cid="http://schemas.microsoft.com/office/word/2016/wordml/cid" xmlns:w16="http://schemas.microsoft.com/office/word/2018/wordml" xmlns:w16du="http://schemas.microsoft.com/office/word/2023/wordml/word16du" xmlns:w16sdtdh="http://schemas.microsoft.com/office/word/2020/wordml/sdtdatahash" xmlns:w16sdtfl="http://schemas.microsoft.com/office/word/2024/wordml/sdtformatlock" xmlns:w16se="http://schemas.microsoft.com/office/word/2015/wordml/symex" xmlns:wpg="http://schemas.microsoft.com/office/word/2010/wordprocessingGroup" xmlns:wpi="http://schemas.microsoft.com/office/word/2010/wordprocessingInk" xmlns:wne="http://schemas.microsoft.com/office/word/2006/wordml" xmlns:wps="http://schemas.microsoft.com/office/word/2010/wordprocessingShape" mc:Ignorable="w14 w15 w16se w16cid w16 w16cex w16sdtdh w16sdtfl w16du wp14">
+<w:numbering xmlns:wpc="http://schemas.microsoft.com/office/word/2010/wordprocessingCanvas" xmlns:cx="http://schemas.microsoft.com/office/drawing/2014/chartex" xmlns:cx1="http://schemas.microsoft.com/office/drawing/2015/9/8/chartex" xmlns:cx2="http://schemas.microsoft.com/office/drawing/2015/10/21/chartex" xmlns:cx3="http://schemas.microsoft.com/office/drawing/2016/5/9/chartex" xmlns:cx4="http://schemas.microsoft.com/office/drawing/2016/5/10/chartex" xmlns:cx5="http://schemas.microsoft.com/office/drawing/2016/5/11/chartex" xmlns:cx6="http://schemas.microsoft.com/office/drawing/2016/5/12/chartex" xmlns:cx7="http://schemas.microsoft.com/office/drawing/2016/5/13/chartex" xmlns:cx8="http://schemas.microsoft.com/office/drawing/2016/5/14/chartex" xmlns:mc="http://schemas.openxmlformats.org/markup-compatibility/2006" xmlns:aink="http://schemas.microsoft.com/office/drawing/2016/ink" xmlns:am3d="http://schemas.microsoft.com/office/drawing/2017/model3d" xmlns:o="urn:schemas-microsoft-com:office:office" xmlns:oel="http://schemas.microsoft.com/office/2019/extlst" xmlns:r="http://schemas.openxmlformats.org/officeDocument/2006/relationships" xmlns:m="http://schemas.openxmlformats.org/officeDocument/2006/math" xmlns:v="urn:schemas-microsoft-com:vml" xmlns:wp14="http://schemas.microsoft.com/office/word/2010/wordprocessingDrawing" xmlns:wp="http://schemas.openxmlformats.org/drawingml/2006/wordprocessingDrawing" xmlns:w10="urn:schemas-microsoft-com:office:word" xmlns:w="http://schemas.openxmlformats.org/wordprocessingml/2006/main" xmlns:w14="http://schemas.microsoft.com/office/word/2010/wordml" xmlns:w15="http://schemas.microsoft.com/office/word/2012/wordml" xmlns:w16cex="http://schemas.microsoft.com/office/word/2018/wordml/cex" xmlns:w16cid="http://schemas.microsoft.com/office/word/2016/wordml/cid" xmlns:w16="http://schemas.microsoft.com/office/word/2018/wordml" xmlns:w16sdtdh="http://schemas.microsoft.com/office/word/2020/wordml/sdtdatahash" xmlns:w16se="http://schemas.microsoft.com/office/word/2015/wordml/symex" xmlns:wpg="http://schemas.microsoft.com/office/word/2010/wordprocessingGroup" xmlns:wpi="http://schemas.microsoft.com/office/word/2010/wordprocessingInk" xmlns:wne="http://schemas.microsoft.com/office/word/2006/wordml" xmlns:wps="http://schemas.microsoft.com/office/word/2010/wordprocessingShape" mc:Ignorable="w14 w15 w16se w16cid w16 w16cex w16sdtdh wp14">
   <w:abstractNum w:abstractNumId="0" w15:restartNumberingAfterBreak="0">
     <w:nsid w:val="FFFFFF7C"/>
     <w:multiLevelType w:val="singleLevel"/>
@@ -4023,7 +4311,7 @@
 </file>
 
 <file path=word/styles.xml><?xml version="1.0" encoding="utf-8"?>
-<w:styles xmlns:mc="http://schemas.openxmlformats.org/markup-compatibility/2006" xmlns:r="http://schemas.openxmlformats.org/officeDocument/2006/relationships" xmlns:w="http://schemas.openxmlformats.org/wordprocessingml/2006/main" xmlns:w14="http://schemas.microsoft.com/office/word/2010/wordml" xmlns:w15="http://schemas.microsoft.com/office/word/2012/wordml" xmlns:w16cex="http://schemas.microsoft.com/office/word/2018/wordml/cex" xmlns:w16cid="http://schemas.microsoft.com/office/word/2016/wordml/cid" xmlns:w16="http://schemas.microsoft.com/office/word/2018/wordml" xmlns:w16du="http://schemas.microsoft.com/office/word/2023/wordml/word16du" xmlns:w16sdtdh="http://schemas.microsoft.com/office/word/2020/wordml/sdtdatahash" xmlns:w16sdtfl="http://schemas.microsoft.com/office/word/2024/wordml/sdtformatlock" xmlns:w16se="http://schemas.microsoft.com/office/word/2015/wordml/symex" mc:Ignorable="w14 w15 w16se w16cid w16 w16cex w16sdtdh w16sdtfl w16du">
+<w:styles xmlns:mc="http://schemas.openxmlformats.org/markup-compatibility/2006" xmlns:r="http://schemas.openxmlformats.org/officeDocument/2006/relationships" xmlns:w="http://schemas.openxmlformats.org/wordprocessingml/2006/main" xmlns:w14="http://schemas.microsoft.com/office/word/2010/wordml" xmlns:w15="http://schemas.microsoft.com/office/word/2012/wordml" xmlns:w16cex="http://schemas.microsoft.com/office/word/2018/wordml/cex" xmlns:w16cid="http://schemas.microsoft.com/office/word/2016/wordml/cid" xmlns:w16="http://schemas.microsoft.com/office/word/2018/wordml" xmlns:w16sdtdh="http://schemas.microsoft.com/office/word/2020/wordml/sdtdatahash" xmlns:w16se="http://schemas.microsoft.com/office/word/2015/wordml/symex" mc:Ignorable="w14 w15 w16se w16cid w16 w16cex w16sdtdh">
   <w:docDefaults>
     <w:rPrDefault>
       <w:rPr>
@@ -15405,6 +15693,29 @@
       </w:tcPr>
     </w:tblStylePr>
   </w:style>
+  <w:style w:type="character" w:styleId="Hyperlink">
+    <w:name w:val="Hyperlink"/>
+    <w:basedOn w:val="DefaultParagraphFont"/>
+    <w:uiPriority w:val="99"/>
+    <w:unhideWhenUsed/>
+    <w:rsid w:val="0028195A"/>
+    <w:rPr>
+      <w:color w:val="0000FF" w:themeColor="hyperlink"/>
+      <w:u w:val="single"/>
+    </w:rPr>
+  </w:style>
+  <w:style w:type="character" w:styleId="UnresolvedMention">
+    <w:name w:val="Unresolved Mention"/>
+    <w:basedOn w:val="DefaultParagraphFont"/>
+    <w:uiPriority w:val="99"/>
+    <w:semiHidden/>
+    <w:unhideWhenUsed/>
+    <w:rsid w:val="0028195A"/>
+    <w:rPr>
+      <w:color w:val="605E5C"/>
+      <w:shd w:val="clear" w:color="auto" w:fill="E1DFDD"/>
+    </w:rPr>
+  </w:style>
 </w:styles>
 </file>
 
